--- a/PLANTILLAS/SI084-PLANTILLA-DINAMICA.docx
+++ b/PLANTILLAS/SI084-PLANTILLA-DINAMICA.docx
@@ -1,28 +1,123 @@
 
 <file path=word/document.xml><?xml version="1.0" encoding="utf-8"?>
-<w:document xmlns:w="http://schemas.openxmlformats.org/wordprocessingml/2006/main" xmlns:m="http://schemas.openxmlformats.org/officeDocument/2006/math" xmlns:r="http://schemas.openxmlformats.org/officeDocument/2006/relationships" xmlns:o="urn:schemas-microsoft-com:office:office" xmlns:v="urn:schemas-microsoft-com:vml" xmlns:w10="urn:schemas-microsoft-com:office:word" xmlns:a="http://schemas.openxmlformats.org/drawingml/2006/main" xmlns:pic="http://schemas.openxmlformats.org/drawingml/2006/picture" xmlns:wp="http://schemas.openxmlformats.org/drawingml/2006/wordprocessingDrawing">
+<w:document xmlns:wpc="http://schemas.microsoft.com/office/word/2010/wordprocessingCanvas" xmlns:cx="http://schemas.microsoft.com/office/drawing/2014/chartex" xmlns:cx1="http://schemas.microsoft.com/office/drawing/2015/9/8/chartex" xmlns:cx2="http://schemas.microsoft.com/office/drawing/2015/10/21/chartex" xmlns:cx3="http://schemas.microsoft.com/office/drawing/2016/5/9/chartex" xmlns:cx4="http://schemas.microsoft.com/office/drawing/2016/5/10/chartex" xmlns:cx5="http://schemas.microsoft.com/office/drawing/2016/5/11/chartex" xmlns:cx6="http://schemas.microsoft.com/office/drawing/2016/5/12/chartex" xmlns:cx7="http://schemas.microsoft.com/office/drawing/2016/5/13/chartex" xmlns:cx8="http://schemas.microsoft.com/office/drawing/2016/5/14/chartex" xmlns:mc="http://schemas.openxmlformats.org/markup-compatibility/2006" xmlns:m="http://schemas.openxmlformats.org/officeDocument/2006/math" xmlns:aink="http://schemas.microsoft.com/office/drawing/2016/ink" xmlns:am3d="http://schemas.microsoft.com/office/drawing/2017/model3d" xmlns:oel="http://schemas.microsoft.com/office/2019/extlst" xmlns:r="http://schemas.openxmlformats.org/officeDocument/2006/relationships" xmlns:wp14="http://schemas.microsoft.com/office/word/2010/wordprocessingDrawing" xmlns:wp="http://schemas.openxmlformats.org/drawingml/2006/wordprocessingDrawing" xmlns:wpg="http://schemas.microsoft.com/office/word/2010/wordprocessingGroup" xmlns:wpi="http://schemas.microsoft.com/office/word/2010/wordprocessingInk" xmlns:wps="http://schemas.microsoft.com/office/word/2010/wordprocessingShape" xmlns:o="urn:schemas-microsoft-com:office:office" xmlns:v="urn:schemas-microsoft-com:vml" xmlns:w10="urn:schemas-microsoft-com:office:word" xmlns:w="http://schemas.openxmlformats.org/wordprocessingml/2006/main" xmlns:w14="http://schemas.microsoft.com/office/word/2010/wordml" xmlns:w15="http://schemas.microsoft.com/office/word/2012/wordml" xmlns:w16cex="http://schemas.microsoft.com/office/word/2018/wordml/cex" xmlns:w16cid="http://schemas.microsoft.com/office/word/2016/wordml/cid" xmlns:w16="http://schemas.microsoft.com/office/word/2018/wordml" xmlns:w16sdtdh="http://schemas.microsoft.com/office/word/2020/wordml/sdtdatahash" xmlns:w16sdtfl="http://schemas.microsoft.com/office/word/2024/wordml/sdtformatlock" xmlns:w16se="http://schemas.microsoft.com/office/word/2015/wordml/symex" xmlns:w16du="http://schemas.microsoft.com/office/word/2023/wordml/word16du" xmlns:wne="http://schemas.microsoft.com/office/word/2006/wordml" mc:Ignorable="w14 w15 w16se w16cid w16 w16cex w16sdtdh w16sdtfl w16du wp14">
   <w:body>
     <w:p>
       <w:pPr>
-        <w:pStyle w:val="Caratula"/>
-      </w:pPr>
-      <w:r>
+        <w:pStyle w:val="Centrado"/>
+        <w:rPr>
+          <w:b/>
+          <w:bCs/>
+          <w:sz w:val="30"/>
+          <w:szCs w:val="30"/>
+        </w:rPr>
+      </w:pPr>
+      <w:bookmarkStart w:id="0" w:name="_Toc240463040"/>
+    </w:p>
+    <w:p>
+      <w:pPr>
+        <w:pStyle w:val="Centrado"/>
+        <w:rPr>
+          <w:sz w:val="30"/>
+          <w:szCs w:val="30"/>
+        </w:rPr>
+      </w:pPr>
+      <w:r>
+        <w:rPr>
+          <w:b/>
+          <w:bCs/>
+          <w:sz w:val="30"/>
+          <w:szCs w:val="30"/>
+        </w:rPr>
+        <w:t>UNIVERSIDAD PRIVADA DE TACNA</w:t>
+      </w:r>
+    </w:p>
+    <w:p>
+      <w:pPr>
+        <w:pStyle w:val="Centrado"/>
+        <w:rPr>
+          <w:sz w:val="30"/>
+          <w:szCs w:val="30"/>
+        </w:rPr>
+      </w:pPr>
+      <w:r>
+        <w:rPr>
+          <w:b/>
+          <w:bCs/>
+          <w:sz w:val="30"/>
+          <w:szCs w:val="30"/>
+        </w:rPr>
+        <w:t>FACULTAD DE INGENIERÍA</w:t>
+      </w:r>
+    </w:p>
+    <w:p>
+      <w:pPr>
+        <w:pStyle w:val="Centrado"/>
+        <w:rPr>
+          <w:b/>
+          <w:bCs/>
+          <w:sz w:val="30"/>
+          <w:szCs w:val="30"/>
+        </w:rPr>
+      </w:pPr>
+      <w:r>
+        <w:rPr>
+          <w:b/>
+          <w:bCs/>
+          <w:sz w:val="30"/>
+          <w:szCs w:val="30"/>
+        </w:rPr>
+        <w:t>ESCUELA DE INGENIERÍA DE SISTEMAS</w:t>
+      </w:r>
+    </w:p>
+    <w:p>
+      <w:pPr>
+        <w:pStyle w:val="Centrado"/>
+        <w:rPr>
+          <w:b/>
+          <w:bCs/>
+        </w:rPr>
+      </w:pPr>
+    </w:p>
+    <w:p>
+      <w:pPr>
+        <w:pStyle w:val="Centrado"/>
+        <w:rPr>
+          <w:b/>
+          <w:bCs/>
+        </w:rPr>
+      </w:pPr>
+    </w:p>
+    <w:p>
+      <w:pPr>
+        <w:pStyle w:val="Centrado"/>
+      </w:pPr>
+    </w:p>
+    <w:p>
+      <w:pPr>
+        <w:pStyle w:val="Centrado"/>
+      </w:pPr>
+      <w:r>
+        <w:rPr>
+          <w:noProof/>
+        </w:rPr>
         <w:drawing>
-          <wp:inline>
-            <wp:extent cx="791999" cy="791999"/>
-            <wp:effectExtent b="0" l="0" r="0" t="0"/>
-            <wp:docPr descr="" title="" id="10" name="Picture"/>
-            <a:graphic>
+          <wp:inline distT="0" distB="0" distL="0" distR="0" wp14:anchorId="45431EA7" wp14:editId="3AFBC5C2">
+            <wp:extent cx="1295999" cy="1353524"/>
+            <wp:effectExtent l="0" t="0" r="0" b="0"/>
+            <wp:docPr id="1391959141" name="Picture"/>
+            <wp:cNvGraphicFramePr/>
+            <a:graphic xmlns:a="http://schemas.openxmlformats.org/drawingml/2006/main">
               <a:graphicData uri="http://schemas.openxmlformats.org/drawingml/2006/picture">
-                <pic:pic>
+                <pic:pic xmlns:pic="http://schemas.openxmlformats.org/drawingml/2006/picture">
                   <pic:nvPicPr>
-                    <pic:cNvPr descr="/Users/ojimenez/Documents/UPT_CURSOS/logo_universidad.png" id="11" name="Picture"/>
+                    <pic:cNvPr id="11" name="Picture" descr="../../logo_escuela_sistemas.jpeg"/>
                     <pic:cNvPicPr>
-                      <a:picLocks noChangeArrowheads="1" noChangeAspect="1"/>
+                      <a:picLocks noChangeAspect="1" noChangeArrowheads="1"/>
                     </pic:cNvPicPr>
                   </pic:nvPicPr>
                   <pic:blipFill>
-                    <a:blip r:embed="rId9"/>
+                    <a:blip r:embed="rId7"/>
                     <a:stretch>
                       <a:fillRect/>
                     </a:stretch>
@@ -30,7 +125,7 @@
                   <pic:spPr bwMode="auto">
                     <a:xfrm>
                       <a:off x="0" y="0"/>
-                      <a:ext cx="791999" cy="791999"/>
+                      <a:ext cx="1295999" cy="1353524"/>
                     </a:xfrm>
                     <a:prstGeom prst="rect">
                       <a:avLst/>
@@ -48,269 +143,1084 @@
           </wp:inline>
         </w:drawing>
       </w:r>
-      <w:r>
-        <w:t xml:space="preserve"> </w:t>
-      </w:r>
-      <w:r>
-        <w:drawing>
-          <wp:inline>
-            <wp:extent cx="755999" cy="789556"/>
-            <wp:effectExtent b="0" l="0" r="0" t="0"/>
-            <wp:docPr descr="" title="" id="13" name="Picture"/>
-            <a:graphic>
-              <a:graphicData uri="http://schemas.openxmlformats.org/drawingml/2006/picture">
-                <pic:pic>
-                  <pic:nvPicPr>
-                    <pic:cNvPr descr="/Users/ojimenez/Documents/UPT_CURSOS/logo_escuela_sistemas.jpeg" id="14" name="Picture"/>
-                    <pic:cNvPicPr>
-                      <a:picLocks noChangeArrowheads="1" noChangeAspect="1"/>
-                    </pic:cNvPicPr>
-                  </pic:nvPicPr>
-                  <pic:blipFill>
-                    <a:blip r:embed="rId12"/>
-                    <a:stretch>
-                      <a:fillRect/>
-                    </a:stretch>
-                  </pic:blipFill>
-                  <pic:spPr bwMode="auto">
-                    <a:xfrm>
-                      <a:off x="0" y="0"/>
-                      <a:ext cx="755999" cy="789556"/>
-                    </a:xfrm>
-                    <a:prstGeom prst="rect">
-                      <a:avLst/>
-                    </a:prstGeom>
-                    <a:noFill/>
-                    <a:ln w="9525">
-                      <a:noFill/>
-                      <a:headEnd/>
-                      <a:tailEnd/>
-                    </a:ln>
-                  </pic:spPr>
-                </pic:pic>
-              </a:graphicData>
-            </a:graphic>
-          </wp:inline>
-        </w:drawing>
-      </w:r>
-    </w:p>
-    <w:p>
-      <w:pPr>
-        <w:pStyle w:val="CaratulaInstitucion"/>
-      </w:pPr>
-      <w:r>
-        <w:t xml:space="preserve">UNIVERSIDAD PRIVADA DE TACNA</w:t>
-      </w:r>
-    </w:p>
-    <w:p>
-      <w:pPr>
-        <w:pStyle w:val="CaratulaInstitucion"/>
-      </w:pPr>
-      <w:r>
-        <w:t xml:space="preserve">FACULTAD DE INGENIERÍA</w:t>
-      </w:r>
-    </w:p>
-    <w:p>
-      <w:pPr>
-        <w:pStyle w:val="CaratulaInstitucion"/>
-      </w:pPr>
-      <w:r>
-        <w:t xml:space="preserve">ESCUELA PROFESIONAL DE INGENIERÍA DE SISTEMAS</w:t>
-      </w:r>
-    </w:p>
-    <w:p>
-      <w:pPr>
-        <w:pStyle w:val="CaratulaTitulo"/>
-      </w:pPr>
-      <w:r>
-        <w:t xml:space="preserve">DINÁMICA DE AULA</w:t>
-      </w:r>
-    </w:p>
-    <w:p>
-      <w:pPr>
-        <w:pStyle w:val="CaratulaCurso"/>
-      </w:pPr>
-      <w:r>
-        <w:t xml:space="preserve">AUDITORÍA DE SISTEMAS · SI-084</w:t>
-      </w:r>
-    </w:p>
-    <w:p>
-      <w:pPr>
-        <w:pStyle w:val="CaratulaEtiqueta"/>
-      </w:pPr>
-      <w:r>
-        <w:t xml:space="preserve">Nombre de la dinámica</w:t>
-      </w:r>
-    </w:p>
-    <w:p>
-      <w:pPr>
-        <w:pStyle w:val="CaratulaLinea"/>
-      </w:pPr>
-      <w:r>
-        <w:t xml:space="preserve"> </w:t>
-      </w:r>
-    </w:p>
-    <w:p>
-      <w:pPr>
-        <w:pStyle w:val="CaratulaEtiqueta"/>
-      </w:pPr>
-      <w:r>
-        <w:t xml:space="preserve">Semana N.º ____ · Unidad ____ · Grupo N.º ____</w:t>
-      </w:r>
-    </w:p>
-    <w:p>
-      <w:pPr>
-        <w:pStyle w:val="CaratulaLinea"/>
-      </w:pPr>
-      <w:r>
-        <w:t xml:space="preserve"> </w:t>
-      </w:r>
-    </w:p>
-    <w:p>
-      <w:pPr>
-        <w:pStyle w:val="CaratulaEtiqueta"/>
-      </w:pPr>
-      <w:r>
-        <w:t xml:space="preserve">Integrantes</w:t>
-      </w:r>
-    </w:p>
-    <w:p>
-      <w:pPr>
-        <w:pStyle w:val="CaratulaLinea"/>
-      </w:pPr>
-      <w:r>
-        <w:t xml:space="preserve"> </w:t>
-      </w:r>
-    </w:p>
-    <w:p>
-      <w:pPr>
-        <w:pStyle w:val="CaratulaLinea"/>
-      </w:pPr>
-      <w:r>
-        <w:t xml:space="preserve"> </w:t>
-      </w:r>
-    </w:p>
-    <w:p>
-      <w:pPr>
-        <w:pStyle w:val="CaratulaLinea"/>
-      </w:pPr>
-      <w:r>
-        <w:t xml:space="preserve"> </w:t>
-      </w:r>
-    </w:p>
-    <w:p>
-      <w:pPr>
-        <w:pStyle w:val="CaratulaLinea"/>
-      </w:pPr>
-      <w:r>
-        <w:t xml:space="preserve"> </w:t>
-      </w:r>
-    </w:p>
-    <w:p>
-      <w:pPr>
-        <w:pStyle w:val="CaratulaEtiqueta"/>
-      </w:pPr>
-      <w:r>
-        <w:t xml:space="preserve">Docente</w:t>
-      </w:r>
-    </w:p>
-    <w:p>
-      <w:pPr>
-        <w:pStyle w:val="CaratulaLinea"/>
-      </w:pPr>
-      <w:r>
-        <w:t xml:space="preserve">Dr. Oscar Juan Jimenez Flores</w:t>
-      </w:r>
-    </w:p>
-    <w:p>
-      <w:pPr>
-        <w:pStyle w:val="CaratulaPie"/>
-      </w:pPr>
-      <w:r>
-        <w:t xml:space="preserve">Tacna, Perú</w:t>
-      </w:r>
-    </w:p>
-    <w:p>
-      <w:r>
-        <w:br w:type="page"/>
-      </w:r>
-    </w:p>
-    <w:p>
-      <w:pPr>
-        <w:pStyle w:val="Heading1"/>
-      </w:pPr>
-      <w:r>
-        <w:t>Índice</w:t>
-      </w:r>
-    </w:p>
-    <w:p>
-      <w:pPr>
-        <w:pStyle w:val="TOC1"/>
-      </w:pPr>
-      <w:r>
-        <w:fldChar w:fldCharType="begin" w:dirty="true"/>
-      </w:r>
-      <w:r>
-        <w:instrText xml:space="preserve"> TOC \o "1-2" \h \z \u </w:instrText>
-      </w:r>
-      <w:r>
-        <w:fldChar w:fldCharType="separate"/>
-      </w:r>
-      <w:r>
-        <w:t>Haz clic derecho aquí y elige «Actualizar campos» para generar el índice.</w:t>
-      </w:r>
-      <w:r>
-        <w:fldChar w:fldCharType="end"/>
-      </w:r>
-    </w:p>
-    ```
-    ```{=openxml}
-    <w:p>
-      <w:r>
-        <w:br w:type="page"/>
-      </w:r>
-    </w:p>
-    <w:bookmarkStart w:id="15" w:name="cómo-se-usa-esta-plantilla"/>
-    <w:p>
-      <w:pPr>
-        <w:pStyle w:val="Heading1"/>
-      </w:pPr>
-      <w:r>
-        <w:t xml:space="preserve">Cómo se usa esta plantilla</w:t>
-      </w:r>
-    </w:p>
-    <w:p>
-      <w:pPr>
-        <w:pStyle w:val="FirstParagraph"/>
-      </w:pPr>
-      <w:r>
-        <w:t xml:space="preserve">Este es el formato en el que se entrega</w:t>
-      </w:r>
-      <w:r>
-        <w:t xml:space="preserve"> </w:t>
-      </w:r>
-      <w:r>
+    </w:p>
+    <w:p>
+      <w:pPr>
+        <w:pStyle w:val="Centrado"/>
+        <w:jc w:val="left"/>
         <w:rPr>
           <w:b/>
           <w:bCs/>
-        </w:rPr>
-        <w:t xml:space="preserve">toda dinámica de aula de SI-084</w:t>
-      </w:r>
-      <w:r>
-        <w:t xml:space="preserve">. Se llena en Word y se entrega en</w:t>
-      </w:r>
-      <w:r>
-        <w:t xml:space="preserve"> </w:t>
-      </w:r>
-      <w:r>
+          <w:sz w:val="24"/>
+          <w:szCs w:val="24"/>
+        </w:rPr>
+      </w:pPr>
+    </w:p>
+    <w:p>
+      <w:pPr>
+        <w:pStyle w:val="Centrado"/>
         <w:rPr>
           <w:b/>
           <w:bCs/>
-        </w:rPr>
-        <w:t xml:space="preserve">PDF</w:t>
-      </w:r>
-      <w:r>
-        <w:t xml:space="preserve">.</w:t>
+          <w:sz w:val="24"/>
+          <w:szCs w:val="24"/>
+        </w:rPr>
+      </w:pPr>
+    </w:p>
+    <w:p>
+      <w:pPr>
+        <w:pStyle w:val="Centrado"/>
+        <w:rPr>
+          <w:sz w:val="24"/>
+          <w:szCs w:val="24"/>
+        </w:rPr>
+      </w:pPr>
+      <w:r>
+        <w:rPr>
+          <w:b/>
+          <w:bCs/>
+          <w:sz w:val="24"/>
+          <w:szCs w:val="24"/>
+        </w:rPr>
+        <w:t>DINÁMICA</w:t>
+      </w:r>
+    </w:p>
+    <w:p>
+      <w:pPr>
+        <w:pStyle w:val="Centrado"/>
+        <w:rPr>
+          <w:sz w:val="24"/>
+          <w:szCs w:val="24"/>
+        </w:rPr>
+      </w:pPr>
+      <w:r>
+        <w:rPr>
+          <w:b/>
+          <w:bCs/>
+          <w:sz w:val="24"/>
+          <w:szCs w:val="24"/>
+        </w:rPr>
+        <w:t>“</w:t>
+      </w:r>
+      <w:r>
+        <w:rPr>
+          <w:b/>
+          <w:bCs/>
+          <w:sz w:val="24"/>
+          <w:szCs w:val="24"/>
+        </w:rPr>
+        <w:t>…………………………………………….</w:t>
+      </w:r>
+      <w:r>
+        <w:rPr>
+          <w:b/>
+          <w:bCs/>
+          <w:sz w:val="24"/>
+          <w:szCs w:val="24"/>
+        </w:rPr>
+        <w:t>”</w:t>
+      </w:r>
+    </w:p>
+    <w:p>
+      <w:pPr>
+        <w:pStyle w:val="Centrado"/>
+        <w:rPr>
+          <w:b/>
+          <w:bCs/>
+          <w:sz w:val="24"/>
+          <w:szCs w:val="24"/>
+        </w:rPr>
+      </w:pPr>
+    </w:p>
+    <w:p>
+      <w:pPr>
+        <w:pStyle w:val="Centrado"/>
+        <w:rPr>
+          <w:sz w:val="24"/>
+          <w:szCs w:val="24"/>
+        </w:rPr>
+      </w:pPr>
+      <w:r>
+        <w:rPr>
+          <w:b/>
+          <w:bCs/>
+          <w:sz w:val="24"/>
+          <w:szCs w:val="24"/>
+        </w:rPr>
+        <w:t>CURSO:</w:t>
+      </w:r>
+    </w:p>
+    <w:p>
+      <w:pPr>
+        <w:pStyle w:val="Centrado"/>
+        <w:rPr>
+          <w:sz w:val="24"/>
+          <w:szCs w:val="24"/>
+        </w:rPr>
+      </w:pPr>
+      <w:r>
+        <w:rPr>
+          <w:b/>
+          <w:bCs/>
+          <w:sz w:val="24"/>
+          <w:szCs w:val="24"/>
+        </w:rPr>
+        <w:t>“</w:t>
+      </w:r>
+      <w:r>
+        <w:rPr>
+          <w:b/>
+          <w:bCs/>
+          <w:sz w:val="24"/>
+          <w:szCs w:val="24"/>
+        </w:rPr>
+        <w:t>………………………….</w:t>
+      </w:r>
+      <w:r>
+        <w:rPr>
+          <w:b/>
+          <w:bCs/>
+          <w:sz w:val="24"/>
+          <w:szCs w:val="24"/>
+        </w:rPr>
+        <w:t>”</w:t>
+      </w:r>
+    </w:p>
+    <w:p>
+      <w:pPr>
+        <w:pStyle w:val="Centrado"/>
+        <w:rPr>
+          <w:sz w:val="24"/>
+          <w:szCs w:val="24"/>
+        </w:rPr>
+      </w:pPr>
+    </w:p>
+    <w:p>
+      <w:pPr>
+        <w:pStyle w:val="Centrado"/>
+        <w:rPr>
+          <w:b/>
+          <w:bCs/>
+          <w:sz w:val="24"/>
+          <w:szCs w:val="24"/>
+        </w:rPr>
+      </w:pPr>
+      <w:r>
+        <w:rPr>
+          <w:b/>
+          <w:bCs/>
+          <w:sz w:val="24"/>
+          <w:szCs w:val="24"/>
+        </w:rPr>
+        <w:t>AUTOR(ES):</w:t>
+      </w:r>
+    </w:p>
+    <w:p>
+      <w:pPr>
+        <w:pStyle w:val="Centrado"/>
+        <w:rPr>
+          <w:sz w:val="24"/>
+          <w:szCs w:val="24"/>
+        </w:rPr>
+      </w:pPr>
+      <w:r>
+        <w:rPr>
+          <w:sz w:val="24"/>
+          <w:szCs w:val="24"/>
+        </w:rPr>
+        <w:t xml:space="preserve">APELLIDOS Y NOMBRES · CÓDIGO </w:t>
+      </w:r>
+    </w:p>
+    <w:p>
+      <w:pPr>
+        <w:pStyle w:val="Centrado"/>
+        <w:rPr>
+          <w:sz w:val="24"/>
+          <w:szCs w:val="24"/>
+        </w:rPr>
+      </w:pPr>
+    </w:p>
+    <w:p>
+      <w:pPr>
+        <w:pStyle w:val="Centrado"/>
+        <w:rPr>
+          <w:sz w:val="24"/>
+          <w:szCs w:val="24"/>
+        </w:rPr>
+      </w:pPr>
+      <w:r>
+        <w:rPr>
+          <w:b/>
+          <w:bCs/>
+          <w:sz w:val="24"/>
+          <w:szCs w:val="24"/>
+        </w:rPr>
+        <w:t>DOCENTE:</w:t>
+      </w:r>
+    </w:p>
+    <w:p>
+      <w:pPr>
+        <w:pStyle w:val="Centrado"/>
+        <w:rPr>
+          <w:sz w:val="24"/>
+          <w:szCs w:val="24"/>
+        </w:rPr>
+      </w:pPr>
+      <w:r>
+        <w:rPr>
+          <w:sz w:val="24"/>
+          <w:szCs w:val="24"/>
+        </w:rPr>
+        <w:t>DR. OSCAR JUAN JIMENEZ FLORES</w:t>
+      </w:r>
+    </w:p>
+    <w:p>
+      <w:pPr>
+        <w:pStyle w:val="Centrado"/>
+        <w:rPr>
+          <w:b/>
+          <w:bCs/>
+          <w:sz w:val="24"/>
+          <w:szCs w:val="24"/>
+        </w:rPr>
+      </w:pPr>
+    </w:p>
+    <w:p>
+      <w:pPr>
+        <w:pStyle w:val="Centrado"/>
+        <w:jc w:val="left"/>
+        <w:rPr>
+          <w:b/>
+          <w:bCs/>
+          <w:sz w:val="24"/>
+          <w:szCs w:val="24"/>
+        </w:rPr>
+      </w:pPr>
+    </w:p>
+    <w:p>
+      <w:pPr>
+        <w:pStyle w:val="Centrado"/>
+        <w:rPr>
+          <w:b/>
+          <w:bCs/>
+          <w:sz w:val="24"/>
+          <w:szCs w:val="24"/>
+        </w:rPr>
+      </w:pPr>
+    </w:p>
+    <w:p>
+      <w:pPr>
+        <w:pStyle w:val="Centrado"/>
+        <w:rPr>
+          <w:b/>
+          <w:bCs/>
+          <w:sz w:val="24"/>
+          <w:szCs w:val="24"/>
+        </w:rPr>
+      </w:pPr>
+    </w:p>
+    <w:p>
+      <w:pPr>
+        <w:pStyle w:val="Centrado"/>
+        <w:rPr>
+          <w:b/>
+          <w:bCs/>
+          <w:sz w:val="24"/>
+          <w:szCs w:val="24"/>
+        </w:rPr>
+      </w:pPr>
+    </w:p>
+    <w:p>
+      <w:pPr>
+        <w:pStyle w:val="Centrado"/>
+        <w:rPr>
+          <w:b/>
+          <w:bCs/>
+          <w:sz w:val="24"/>
+          <w:szCs w:val="24"/>
+        </w:rPr>
+      </w:pPr>
+    </w:p>
+    <w:p>
+      <w:pPr>
+        <w:pStyle w:val="Centrado"/>
+        <w:rPr>
+          <w:sz w:val="24"/>
+          <w:szCs w:val="24"/>
+        </w:rPr>
+      </w:pPr>
+      <w:r>
+        <w:rPr>
+          <w:sz w:val="24"/>
+          <w:szCs w:val="24"/>
+        </w:rPr>
+        <w:t>TACNA — PERÚ</w:t>
+      </w:r>
+    </w:p>
+    <w:p>
+      <w:pPr>
+        <w:rPr>
+          <w:b/>
+          <w:color w:val="16285C"/>
+          <w:sz w:val="28"/>
+          <w:szCs w:val="28"/>
+        </w:rPr>
+      </w:pPr>
+      <w:r>
+        <w:br w:type="page"/>
+      </w:r>
+    </w:p>
+    <w:p>
+      <w:pPr>
+        <w:pStyle w:val="Heading1"/>
+      </w:pPr>
+    </w:p>
+    <w:p>
+      <w:pPr>
+        <w:pStyle w:val="Heading1"/>
+      </w:pPr>
+      <w:r>
+        <w:t>Índice</w:t>
+      </w:r>
+      <w:bookmarkEnd w:id="0"/>
+    </w:p>
+    <w:p>
+      <w:pPr>
+        <w:pStyle w:val="TOC1"/>
+        <w:tabs>
+          <w:tab w:val="right" w:leader="dot" w:pos="9344"/>
+        </w:tabs>
+        <w:rPr>
+          <w:noProof/>
+        </w:rPr>
+      </w:pPr>
+      <w:r>
+        <w:fldChar w:fldCharType="begin"/>
+      </w:r>
+      <w:r>
+        <w:instrText xml:space="preserve"> TOC \o "1-2" \h \z \u </w:instrText>
+      </w:r>
+      <w:r>
+        <w:fldChar w:fldCharType="separate"/>
+      </w:r>
+      <w:hyperlink w:anchor="_Toc240463040" w:history="1">
+        <w:r>
+          <w:rPr>
+            <w:rStyle w:val="Hyperlink"/>
+            <w:noProof/>
+          </w:rPr>
+          <w:t>Índice</w:t>
+        </w:r>
+        <w:r>
+          <w:rPr>
+            <w:noProof/>
+            <w:webHidden/>
+          </w:rPr>
+          <w:tab/>
+        </w:r>
+        <w:r>
+          <w:rPr>
+            <w:noProof/>
+            <w:webHidden/>
+          </w:rPr>
+          <w:fldChar w:fldCharType="begin"/>
+        </w:r>
+        <w:r>
+          <w:rPr>
+            <w:noProof/>
+            <w:webHidden/>
+          </w:rPr>
+          <w:instrText xml:space="preserve"> PAGEREF _Toc240463040 \h </w:instrText>
+        </w:r>
+        <w:r>
+          <w:rPr>
+            <w:noProof/>
+            <w:webHidden/>
+          </w:rPr>
+        </w:r>
+        <w:r>
+          <w:rPr>
+            <w:noProof/>
+            <w:webHidden/>
+          </w:rPr>
+          <w:fldChar w:fldCharType="separate"/>
+        </w:r>
+        <w:r>
+          <w:rPr>
+            <w:noProof/>
+            <w:webHidden/>
+          </w:rPr>
+          <w:t>2</w:t>
+        </w:r>
+        <w:r>
+          <w:rPr>
+            <w:noProof/>
+            <w:webHidden/>
+          </w:rPr>
+          <w:fldChar w:fldCharType="end"/>
+        </w:r>
+      </w:hyperlink>
+    </w:p>
+    <w:p>
+      <w:pPr>
+        <w:pStyle w:val="TOC1"/>
+        <w:tabs>
+          <w:tab w:val="right" w:leader="dot" w:pos="9344"/>
+        </w:tabs>
+        <w:rPr>
+          <w:noProof/>
+        </w:rPr>
+      </w:pPr>
+      <w:hyperlink w:anchor="_Toc240463041" w:history="1">
+        <w:r>
+          <w:rPr>
+            <w:rStyle w:val="Hyperlink"/>
+            <w:noProof/>
+          </w:rPr>
+          <w:t>Cómo se usa esta plantilla</w:t>
+        </w:r>
+        <w:r>
+          <w:rPr>
+            <w:noProof/>
+            <w:webHidden/>
+          </w:rPr>
+          <w:tab/>
+        </w:r>
+        <w:r>
+          <w:rPr>
+            <w:noProof/>
+            <w:webHidden/>
+          </w:rPr>
+          <w:fldChar w:fldCharType="begin"/>
+        </w:r>
+        <w:r>
+          <w:rPr>
+            <w:noProof/>
+            <w:webHidden/>
+          </w:rPr>
+          <w:instrText xml:space="preserve"> PAGEREF _Toc240463041 \h </w:instrText>
+        </w:r>
+        <w:r>
+          <w:rPr>
+            <w:noProof/>
+            <w:webHidden/>
+          </w:rPr>
+        </w:r>
+        <w:r>
+          <w:rPr>
+            <w:noProof/>
+            <w:webHidden/>
+          </w:rPr>
+          <w:fldChar w:fldCharType="separate"/>
+        </w:r>
+        <w:r>
+          <w:rPr>
+            <w:noProof/>
+            <w:webHidden/>
+          </w:rPr>
+          <w:t>3</w:t>
+        </w:r>
+        <w:r>
+          <w:rPr>
+            <w:noProof/>
+            <w:webHidden/>
+          </w:rPr>
+          <w:fldChar w:fldCharType="end"/>
+        </w:r>
+      </w:hyperlink>
+    </w:p>
+    <w:p>
+      <w:pPr>
+        <w:pStyle w:val="TOC1"/>
+        <w:tabs>
+          <w:tab w:val="right" w:leader="dot" w:pos="9344"/>
+        </w:tabs>
+        <w:rPr>
+          <w:noProof/>
+        </w:rPr>
+      </w:pPr>
+      <w:hyperlink w:anchor="_Toc240463042" w:history="1">
+        <w:r>
+          <w:rPr>
+            <w:rStyle w:val="Hyperlink"/>
+            <w:noProof/>
+          </w:rPr>
+          <w:t>Cómo se usa esta plantilla</w:t>
+        </w:r>
+        <w:r>
+          <w:rPr>
+            <w:noProof/>
+            <w:webHidden/>
+          </w:rPr>
+          <w:tab/>
+        </w:r>
+        <w:r>
+          <w:rPr>
+            <w:noProof/>
+            <w:webHidden/>
+          </w:rPr>
+          <w:fldChar w:fldCharType="begin"/>
+        </w:r>
+        <w:r>
+          <w:rPr>
+            <w:noProof/>
+            <w:webHidden/>
+          </w:rPr>
+          <w:instrText xml:space="preserve"> PAGEREF _Toc240463042 \h </w:instrText>
+        </w:r>
+        <w:r>
+          <w:rPr>
+            <w:noProof/>
+            <w:webHidden/>
+          </w:rPr>
+        </w:r>
+        <w:r>
+          <w:rPr>
+            <w:noProof/>
+            <w:webHidden/>
+          </w:rPr>
+          <w:fldChar w:fldCharType="separate"/>
+        </w:r>
+        <w:r>
+          <w:rPr>
+            <w:noProof/>
+            <w:webHidden/>
+          </w:rPr>
+          <w:t>4</w:t>
+        </w:r>
+        <w:r>
+          <w:rPr>
+            <w:noProof/>
+            <w:webHidden/>
+          </w:rPr>
+          <w:fldChar w:fldCharType="end"/>
+        </w:r>
+      </w:hyperlink>
+    </w:p>
+    <w:p>
+      <w:pPr>
+        <w:pStyle w:val="TOC1"/>
+        <w:tabs>
+          <w:tab w:val="right" w:leader="dot" w:pos="9344"/>
+        </w:tabs>
+        <w:rPr>
+          <w:noProof/>
+        </w:rPr>
+      </w:pPr>
+      <w:hyperlink w:anchor="_Toc240463043" w:history="1">
+        <w:r>
+          <w:rPr>
+            <w:rStyle w:val="Hyperlink"/>
+            <w:noProof/>
+          </w:rPr>
+          <w:t>1. La consigna que resolvimos</w:t>
+        </w:r>
+        <w:r>
+          <w:rPr>
+            <w:noProof/>
+            <w:webHidden/>
+          </w:rPr>
+          <w:tab/>
+        </w:r>
+        <w:r>
+          <w:rPr>
+            <w:noProof/>
+            <w:webHidden/>
+          </w:rPr>
+          <w:fldChar w:fldCharType="begin"/>
+        </w:r>
+        <w:r>
+          <w:rPr>
+            <w:noProof/>
+            <w:webHidden/>
+          </w:rPr>
+          <w:instrText xml:space="preserve"> PAGEREF _Toc240463043 \h </w:instrText>
+        </w:r>
+        <w:r>
+          <w:rPr>
+            <w:noProof/>
+            <w:webHidden/>
+          </w:rPr>
+        </w:r>
+        <w:r>
+          <w:rPr>
+            <w:noProof/>
+            <w:webHidden/>
+          </w:rPr>
+          <w:fldChar w:fldCharType="separate"/>
+        </w:r>
+        <w:r>
+          <w:rPr>
+            <w:noProof/>
+            <w:webHidden/>
+          </w:rPr>
+          <w:t>5</w:t>
+        </w:r>
+        <w:r>
+          <w:rPr>
+            <w:noProof/>
+            <w:webHidden/>
+          </w:rPr>
+          <w:fldChar w:fldCharType="end"/>
+        </w:r>
+      </w:hyperlink>
+    </w:p>
+    <w:p>
+      <w:pPr>
+        <w:pStyle w:val="TOC1"/>
+        <w:tabs>
+          <w:tab w:val="right" w:leader="dot" w:pos="9344"/>
+        </w:tabs>
+        <w:rPr>
+          <w:noProof/>
+        </w:rPr>
+      </w:pPr>
+      <w:hyperlink w:anchor="_Toc240463044" w:history="1">
+        <w:r>
+          <w:rPr>
+            <w:rStyle w:val="Hyperlink"/>
+            <w:noProof/>
+          </w:rPr>
+          <w:t>2. Lo que resolvimos</w:t>
+        </w:r>
+        <w:r>
+          <w:rPr>
+            <w:noProof/>
+            <w:webHidden/>
+          </w:rPr>
+          <w:tab/>
+        </w:r>
+        <w:r>
+          <w:rPr>
+            <w:noProof/>
+            <w:webHidden/>
+          </w:rPr>
+          <w:fldChar w:fldCharType="begin"/>
+        </w:r>
+        <w:r>
+          <w:rPr>
+            <w:noProof/>
+            <w:webHidden/>
+          </w:rPr>
+          <w:instrText xml:space="preserve"> PAGEREF _Toc240463044 \h </w:instrText>
+        </w:r>
+        <w:r>
+          <w:rPr>
+            <w:noProof/>
+            <w:webHidden/>
+          </w:rPr>
+        </w:r>
+        <w:r>
+          <w:rPr>
+            <w:noProof/>
+            <w:webHidden/>
+          </w:rPr>
+          <w:fldChar w:fldCharType="separate"/>
+        </w:r>
+        <w:r>
+          <w:rPr>
+            <w:noProof/>
+            <w:webHidden/>
+          </w:rPr>
+          <w:t>5</w:t>
+        </w:r>
+        <w:r>
+          <w:rPr>
+            <w:noProof/>
+            <w:webHidden/>
+          </w:rPr>
+          <w:fldChar w:fldCharType="end"/>
+        </w:r>
+      </w:hyperlink>
+    </w:p>
+    <w:p>
+      <w:pPr>
+        <w:pStyle w:val="TOC2"/>
+        <w:tabs>
+          <w:tab w:val="right" w:leader="dot" w:pos="9344"/>
+        </w:tabs>
+        <w:rPr>
+          <w:noProof/>
+        </w:rPr>
+      </w:pPr>
+      <w:hyperlink w:anchor="_Toc240463045" w:history="1">
+        <w:r>
+          <w:rPr>
+            <w:rStyle w:val="Hyperlink"/>
+            <w:noProof/>
+          </w:rPr>
+          <w:t>2.1 Producto 1</w:t>
+        </w:r>
+        <w:r>
+          <w:rPr>
+            <w:noProof/>
+            <w:webHidden/>
+          </w:rPr>
+          <w:tab/>
+        </w:r>
+        <w:r>
+          <w:rPr>
+            <w:noProof/>
+            <w:webHidden/>
+          </w:rPr>
+          <w:fldChar w:fldCharType="begin"/>
+        </w:r>
+        <w:r>
+          <w:rPr>
+            <w:noProof/>
+            <w:webHidden/>
+          </w:rPr>
+          <w:instrText xml:space="preserve"> PAGEREF _Toc240463045 \h </w:instrText>
+        </w:r>
+        <w:r>
+          <w:rPr>
+            <w:noProof/>
+            <w:webHidden/>
+          </w:rPr>
+        </w:r>
+        <w:r>
+          <w:rPr>
+            <w:noProof/>
+            <w:webHidden/>
+          </w:rPr>
+          <w:fldChar w:fldCharType="separate"/>
+        </w:r>
+        <w:r>
+          <w:rPr>
+            <w:noProof/>
+            <w:webHidden/>
+          </w:rPr>
+          <w:t>5</w:t>
+        </w:r>
+        <w:r>
+          <w:rPr>
+            <w:noProof/>
+            <w:webHidden/>
+          </w:rPr>
+          <w:fldChar w:fldCharType="end"/>
+        </w:r>
+      </w:hyperlink>
+    </w:p>
+    <w:p>
+      <w:pPr>
+        <w:pStyle w:val="TOC2"/>
+        <w:tabs>
+          <w:tab w:val="right" w:leader="dot" w:pos="9344"/>
+        </w:tabs>
+        <w:rPr>
+          <w:noProof/>
+        </w:rPr>
+      </w:pPr>
+      <w:hyperlink w:anchor="_Toc240463046" w:history="1">
+        <w:r>
+          <w:rPr>
+            <w:rStyle w:val="Hyperlink"/>
+            <w:noProof/>
+          </w:rPr>
+          <w:t>2.2 Producto 2</w:t>
+        </w:r>
+        <w:r>
+          <w:rPr>
+            <w:noProof/>
+            <w:webHidden/>
+          </w:rPr>
+          <w:tab/>
+        </w:r>
+        <w:r>
+          <w:rPr>
+            <w:noProof/>
+            <w:webHidden/>
+          </w:rPr>
+          <w:fldChar w:fldCharType="begin"/>
+        </w:r>
+        <w:r>
+          <w:rPr>
+            <w:noProof/>
+            <w:webHidden/>
+          </w:rPr>
+          <w:instrText xml:space="preserve"> PAGEREF _Toc240463046 \h </w:instrText>
+        </w:r>
+        <w:r>
+          <w:rPr>
+            <w:noProof/>
+            <w:webHidden/>
+          </w:rPr>
+        </w:r>
+        <w:r>
+          <w:rPr>
+            <w:noProof/>
+            <w:webHidden/>
+          </w:rPr>
+          <w:fldChar w:fldCharType="separate"/>
+        </w:r>
+        <w:r>
+          <w:rPr>
+            <w:noProof/>
+            <w:webHidden/>
+          </w:rPr>
+          <w:t>5</w:t>
+        </w:r>
+        <w:r>
+          <w:rPr>
+            <w:noProof/>
+            <w:webHidden/>
+          </w:rPr>
+          <w:fldChar w:fldCharType="end"/>
+        </w:r>
+      </w:hyperlink>
+    </w:p>
+    <w:p>
+      <w:pPr>
+        <w:pStyle w:val="TOC1"/>
+        <w:tabs>
+          <w:tab w:val="right" w:leader="dot" w:pos="9344"/>
+        </w:tabs>
+        <w:rPr>
+          <w:noProof/>
+        </w:rPr>
+      </w:pPr>
+      <w:hyperlink w:anchor="_Toc240463047" w:history="1">
+        <w:r>
+          <w:rPr>
+            <w:rStyle w:val="Hyperlink"/>
+            <w:noProof/>
+          </w:rPr>
+          <w:t>3. Cómo lo decidimos</w:t>
+        </w:r>
+        <w:r>
+          <w:rPr>
+            <w:noProof/>
+            <w:webHidden/>
+          </w:rPr>
+          <w:tab/>
+        </w:r>
+        <w:r>
+          <w:rPr>
+            <w:noProof/>
+            <w:webHidden/>
+          </w:rPr>
+          <w:fldChar w:fldCharType="begin"/>
+        </w:r>
+        <w:r>
+          <w:rPr>
+            <w:noProof/>
+            <w:webHidden/>
+          </w:rPr>
+          <w:instrText xml:space="preserve"> PAGEREF _Toc240463047 \h </w:instrText>
+        </w:r>
+        <w:r>
+          <w:rPr>
+            <w:noProof/>
+            <w:webHidden/>
+          </w:rPr>
+        </w:r>
+        <w:r>
+          <w:rPr>
+            <w:noProof/>
+            <w:webHidden/>
+          </w:rPr>
+          <w:fldChar w:fldCharType="separate"/>
+        </w:r>
+        <w:r>
+          <w:rPr>
+            <w:noProof/>
+            <w:webHidden/>
+          </w:rPr>
+          <w:t>5</w:t>
+        </w:r>
+        <w:r>
+          <w:rPr>
+            <w:noProof/>
+            <w:webHidden/>
+          </w:rPr>
+          <w:fldChar w:fldCharType="end"/>
+        </w:r>
+      </w:hyperlink>
+    </w:p>
+    <w:p>
+      <w:pPr>
+        <w:pStyle w:val="TOC1"/>
+        <w:tabs>
+          <w:tab w:val="right" w:leader="dot" w:pos="9344"/>
+        </w:tabs>
+        <w:rPr>
+          <w:noProof/>
+        </w:rPr>
+      </w:pPr>
+      <w:hyperlink w:anchor="_Toc240463048" w:history="1">
+        <w:r>
+          <w:rPr>
+            <w:rStyle w:val="Hyperlink"/>
+            <w:noProof/>
+          </w:rPr>
+          <w:t>4. Lo que aprendimos</w:t>
+        </w:r>
+        <w:r>
+          <w:rPr>
+            <w:noProof/>
+            <w:webHidden/>
+          </w:rPr>
+          <w:tab/>
+        </w:r>
+        <w:r>
+          <w:rPr>
+            <w:noProof/>
+            <w:webHidden/>
+          </w:rPr>
+          <w:fldChar w:fldCharType="begin"/>
+        </w:r>
+        <w:r>
+          <w:rPr>
+            <w:noProof/>
+            <w:webHidden/>
+          </w:rPr>
+          <w:instrText xml:space="preserve"> PAGEREF _Toc240463048 \h </w:instrText>
+        </w:r>
+        <w:r>
+          <w:rPr>
+            <w:noProof/>
+            <w:webHidden/>
+          </w:rPr>
+        </w:r>
+        <w:r>
+          <w:rPr>
+            <w:noProof/>
+            <w:webHidden/>
+          </w:rPr>
+          <w:fldChar w:fldCharType="separate"/>
+        </w:r>
+        <w:r>
+          <w:rPr>
+            <w:noProof/>
+            <w:webHidden/>
+          </w:rPr>
+          <w:t>5</w:t>
+        </w:r>
+        <w:r>
+          <w:rPr>
+            <w:noProof/>
+            <w:webHidden/>
+          </w:rPr>
+          <w:fldChar w:fldCharType="end"/>
+        </w:r>
+      </w:hyperlink>
+    </w:p>
+    <w:p>
+      <w:pPr>
+        <w:pStyle w:val="TOC1"/>
+        <w:tabs>
+          <w:tab w:val="right" w:leader="dot" w:pos="9344"/>
+        </w:tabs>
+        <w:rPr>
+          <w:noProof/>
+        </w:rPr>
+      </w:pPr>
+      <w:hyperlink w:anchor="_Toc240463049" w:history="1">
+        <w:r>
+          <w:rPr>
+            <w:rStyle w:val="Hyperlink"/>
+            <w:noProof/>
+          </w:rPr>
+          <w:t>5. Fuentes consultadas</w:t>
+        </w:r>
+        <w:r>
+          <w:rPr>
+            <w:noProof/>
+            <w:webHidden/>
+          </w:rPr>
+          <w:tab/>
+        </w:r>
+        <w:r>
+          <w:rPr>
+            <w:noProof/>
+            <w:webHidden/>
+          </w:rPr>
+          <w:fldChar w:fldCharType="begin"/>
+        </w:r>
+        <w:r>
+          <w:rPr>
+            <w:noProof/>
+            <w:webHidden/>
+          </w:rPr>
+          <w:instrText xml:space="preserve"> PAGEREF _Toc240463049 \h </w:instrText>
+        </w:r>
+        <w:r>
+          <w:rPr>
+            <w:noProof/>
+            <w:webHidden/>
+          </w:rPr>
+        </w:r>
+        <w:r>
+          <w:rPr>
+            <w:noProof/>
+            <w:webHidden/>
+          </w:rPr>
+          <w:fldChar w:fldCharType="separate"/>
+        </w:r>
+        <w:r>
+          <w:rPr>
+            <w:noProof/>
+            <w:webHidden/>
+          </w:rPr>
+          <w:t>5</w:t>
+        </w:r>
+        <w:r>
+          <w:rPr>
+            <w:noProof/>
+            <w:webHidden/>
+          </w:rPr>
+          <w:fldChar w:fldCharType="end"/>
+        </w:r>
+      </w:hyperlink>
+    </w:p>
+    <w:p>
+      <w:r>
+        <w:fldChar w:fldCharType="end"/>
+      </w:r>
+    </w:p>
+    <w:p>
+      <w:r>
+        <w:br w:type="page"/>
+      </w:r>
+    </w:p>
+    <w:p>
+      <w:pPr>
+        <w:pStyle w:val="Heading1"/>
+      </w:pPr>
+      <w:bookmarkStart w:id="1" w:name="cómo-se-usa-esta-plantilla"/>
+      <w:bookmarkStart w:id="2" w:name="_Toc240463041"/>
+      <w:r>
+        <w:lastRenderedPageBreak/>
+        <w:t>Cómo se usa esta plantilla</w:t>
+      </w:r>
+      <w:bookmarkEnd w:id="2"/>
+    </w:p>
+    <w:p>
+      <w:pPr>
+        <w:pStyle w:val="FirstParagraph"/>
+      </w:pPr>
+      <w:r>
+        <w:t xml:space="preserve">Este es el formato en el que se entrega </w:t>
+      </w:r>
+      <w:r>
+        <w:rPr>
+          <w:b/>
+          <w:bCs/>
+        </w:rPr>
+        <w:t>toda dinámica de aula de SI-084</w:t>
+      </w:r>
+      <w:r>
+        <w:t xml:space="preserve">. Se llena en Word y se entrega en </w:t>
+      </w:r>
+      <w:r>
+        <w:rPr>
+          <w:b/>
+          <w:bCs/>
+        </w:rPr>
+        <w:t>PDF</w:t>
+      </w:r>
+      <w:r>
+        <w:t>.</w:t>
       </w:r>
     </w:p>
     <w:p>
@@ -318,14 +1228,11 @@
         <w:pStyle w:val="Compact"/>
         <w:numPr>
           <w:ilvl w:val="0"/>
-          <w:numId w:val="1001"/>
+          <w:numId w:val="2"/>
         </w:numPr>
       </w:pPr>
       <w:r>
-        <w:t xml:space="preserve">Guarda una copia con el nombre</w:t>
-      </w:r>
-      <w:r>
-        <w:t xml:space="preserve"> </w:t>
+        <w:t xml:space="preserve">Guarda una copia con el nombre </w:t>
       </w:r>
       <w:r>
         <w:rPr>
@@ -333,22 +1240,19 @@
           <w:b/>
           <w:bCs/>
         </w:rPr>
-        <w:t xml:space="preserve">SI084-S&lt;NN&gt;-DINAMICA-Grupo&lt;N&gt;.pdf</w:t>
-      </w:r>
-      <w:r>
-        <w:t xml:space="preserve">. Por ejemplo,</w:t>
-      </w:r>
-      <w:r>
-        <w:t xml:space="preserve"> </w:t>
+        <w:t>SI084-S&lt;NN&gt;-DINAMICA-Grupo&lt;N&gt;.pdf</w:t>
+      </w:r>
+      <w:r>
+        <w:t xml:space="preserve">. Por ejemplo, </w:t>
       </w:r>
       <w:r>
         <w:rPr>
           <w:rStyle w:val="VerbatimChar"/>
         </w:rPr>
-        <w:t xml:space="preserve">SI084-S03-DINAMICA-Grupo4.pdf</w:t>
-      </w:r>
-      <w:r>
-        <w:t xml:space="preserve">.</w:t>
+        <w:t>SI084-S03-DINAMICA-Grupo4.pdf</w:t>
+      </w:r>
+      <w:r>
+        <w:t>.</w:t>
       </w:r>
     </w:p>
     <w:p>
@@ -356,11 +1260,11 @@
         <w:pStyle w:val="Compact"/>
         <w:numPr>
           <w:ilvl w:val="0"/>
-          <w:numId w:val="1001"/>
+          <w:numId w:val="2"/>
         </w:numPr>
       </w:pPr>
       <w:r>
-        <w:t xml:space="preserve">Completa la carátula. Escribe los integrantes con apellidos, nombres y código, uno por línea.</w:t>
+        <w:t>Completa la carátula. Escribe los integrantes con apellidos, nombres y código, uno por línea.</w:t>
       </w:r>
     </w:p>
     <w:p>
@@ -368,48 +1272,45 @@
         <w:br w:type="page"/>
       </w:r>
     </w:p>
-    <w:bookmarkEnd w:id="15"/>
-    <w:bookmarkStart w:id="16" w:name="cómo-se-usa-esta-plantilla-1"/>
     <w:p>
       <w:pPr>
         <w:pStyle w:val="Heading1"/>
       </w:pPr>
-      <w:r>
-        <w:t xml:space="preserve">Cómo se usa esta plantilla</w:t>
-      </w:r>
+      <w:bookmarkStart w:id="3" w:name="cómo-se-usa-esta-plantilla-1"/>
+      <w:bookmarkStart w:id="4" w:name="_Toc240463042"/>
+      <w:bookmarkEnd w:id="1"/>
+      <w:r>
+        <w:lastRenderedPageBreak/>
+        <w:t>Cómo se usa esta plantilla</w:t>
+      </w:r>
+      <w:bookmarkEnd w:id="4"/>
     </w:p>
     <w:p>
       <w:pPr>
         <w:pStyle w:val="FirstParagraph"/>
       </w:pPr>
       <w:r>
-        <w:t xml:space="preserve">Este es el formato en el que se entrega</w:t>
-      </w:r>
-      <w:r>
-        <w:t xml:space="preserve"> </w:t>
+        <w:t xml:space="preserve">Este es el formato en el que se entrega </w:t>
       </w:r>
       <w:r>
         <w:rPr>
           <w:b/>
           <w:bCs/>
         </w:rPr>
-        <w:t xml:space="preserve">toda dinámica de aula de SI-084</w:t>
-      </w:r>
-      <w:r>
-        <w:t xml:space="preserve">. Recoge lo que el grupo resolvió durante la sesión. Se llena en Word y se entrega en</w:t>
-      </w:r>
-      <w:r>
-        <w:t xml:space="preserve"> </w:t>
+        <w:t>toda dinámica de aula de SI-084</w:t>
+      </w:r>
+      <w:r>
+        <w:t xml:space="preserve">. Recoge lo que el grupo resolvió durante la sesión. Se llena en Word y se entrega en </w:t>
       </w:r>
       <w:r>
         <w:rPr>
           <w:b/>
           <w:bCs/>
         </w:rPr>
-        <w:t xml:space="preserve">PDF</w:t>
-      </w:r>
-      <w:r>
-        <w:t xml:space="preserve">.</w:t>
+        <w:t>PDF</w:t>
+      </w:r>
+      <w:r>
+        <w:t>.</w:t>
       </w:r>
     </w:p>
     <w:p>
@@ -417,14 +1318,11 @@
         <w:pStyle w:val="Compact"/>
         <w:numPr>
           <w:ilvl w:val="0"/>
-          <w:numId w:val="1002"/>
+          <w:numId w:val="3"/>
         </w:numPr>
       </w:pPr>
       <w:r>
-        <w:t xml:space="preserve">Guarda una copia con el nombre</w:t>
-      </w:r>
-      <w:r>
-        <w:t xml:space="preserve"> </w:t>
+        <w:t xml:space="preserve">Guarda una copia con el nombre </w:t>
       </w:r>
       <w:r>
         <w:rPr>
@@ -432,22 +1330,19 @@
           <w:b/>
           <w:bCs/>
         </w:rPr>
-        <w:t xml:space="preserve">SI084-S&lt;NN&gt;-DINAMICA-Grupo&lt;N&gt;.pdf</w:t>
-      </w:r>
-      <w:r>
-        <w:t xml:space="preserve">. Por ejemplo,</w:t>
-      </w:r>
-      <w:r>
-        <w:t xml:space="preserve"> </w:t>
+        <w:t>SI084-S&lt;NN&gt;-DINAMICA-Grupo&lt;N&gt;.pdf</w:t>
+      </w:r>
+      <w:r>
+        <w:t xml:space="preserve">. Por ejemplo, </w:t>
       </w:r>
       <w:r>
         <w:rPr>
           <w:rStyle w:val="VerbatimChar"/>
         </w:rPr>
-        <w:t xml:space="preserve">SI084-S03-DINAMICA-Grupo4.pdf</w:t>
-      </w:r>
-      <w:r>
-        <w:t xml:space="preserve">.</w:t>
+        <w:t>SI084-S03-DINAMICA-Grupo4.pdf</w:t>
+      </w:r>
+      <w:r>
+        <w:t>.</w:t>
       </w:r>
     </w:p>
     <w:p>
@@ -455,11 +1350,11 @@
         <w:pStyle w:val="Compact"/>
         <w:numPr>
           <w:ilvl w:val="0"/>
-          <w:numId w:val="1002"/>
+          <w:numId w:val="3"/>
         </w:numPr>
       </w:pPr>
       <w:r>
-        <w:t xml:space="preserve">Completa la carátula. Escribe los integrantes con apellidos, nombres y código, uno por línea.</w:t>
+        <w:t>Completa la carátula. Escribe los integrantes con apellidos, nombres y código, uno por línea.</w:t>
       </w:r>
     </w:p>
     <w:p>
@@ -467,26 +1362,20 @@
         <w:pStyle w:val="Compact"/>
         <w:numPr>
           <w:ilvl w:val="0"/>
-          <w:numId w:val="1002"/>
+          <w:numId w:val="3"/>
         </w:numPr>
       </w:pPr>
       <w:r>
-        <w:t xml:space="preserve">Copia la consigna y las tablas del producto desde el archivo</w:t>
-      </w:r>
-      <w:r>
-        <w:t xml:space="preserve"> </w:t>
+        <w:t xml:space="preserve">Copia la consigna y las tablas del producto desde el archivo </w:t>
       </w:r>
       <w:r>
         <w:rPr>
           <w:rStyle w:val="VerbatimChar"/>
         </w:rPr>
-        <w:t xml:space="preserve">2-DINAMICA.md</w:t>
-      </w:r>
-      <w:r>
-        <w:t xml:space="preserve"> </w:t>
-      </w:r>
-      <w:r>
-        <w:t xml:space="preserve">de la semana.</w:t>
+        <w:t>2-DINAMICA.md</w:t>
+      </w:r>
+      <w:r>
+        <w:t xml:space="preserve"> de la semana.</w:t>
       </w:r>
     </w:p>
     <w:p>
@@ -494,11 +1383,11 @@
         <w:pStyle w:val="Compact"/>
         <w:numPr>
           <w:ilvl w:val="0"/>
-          <w:numId w:val="1002"/>
+          <w:numId w:val="3"/>
         </w:numPr>
       </w:pPr>
       <w:r>
-        <w:t xml:space="preserve">La dinámica se resuelve en aula, dentro de la sesión, y se entrega antes de cerrarla.</w:t>
+        <w:t>La dinámica se resuelve en aula, dentro de la sesión, y se entrega antes de cerrarla.</w:t>
       </w:r>
     </w:p>
     <w:p>
@@ -506,36 +1395,30 @@
         <w:pStyle w:val="Compact"/>
         <w:numPr>
           <w:ilvl w:val="0"/>
-          <w:numId w:val="1002"/>
+          <w:numId w:val="3"/>
         </w:numPr>
       </w:pPr>
       <w:r>
-        <w:t xml:space="preserve">Exporta con</w:t>
-      </w:r>
-      <w:r>
-        <w:t xml:space="preserve"> </w:t>
+        <w:t xml:space="preserve">Exporta con </w:t>
       </w:r>
       <w:r>
         <w:rPr>
           <w:b/>
           <w:bCs/>
         </w:rPr>
-        <w:t xml:space="preserve">Archivo → Guardar como → PDF</w:t>
-      </w:r>
-      <w:r>
-        <w:t xml:space="preserve">. No entregues el</w:t>
-      </w:r>
-      <w:r>
-        <w:t xml:space="preserve"> </w:t>
+        <w:t>Archivo → Guardar como → PDF</w:t>
+      </w:r>
+      <w:r>
+        <w:t xml:space="preserve">. No entregues el </w:t>
       </w:r>
       <w:r>
         <w:rPr>
           <w:rStyle w:val="VerbatimChar"/>
         </w:rPr>
-        <w:t xml:space="preserve">.docx</w:t>
-      </w:r>
-      <w:r>
-        <w:t xml:space="preserve">.</w:t>
+        <w:t>.docx</w:t>
+      </w:r>
+      <w:r>
+        <w:t>.</w:t>
       </w:r>
     </w:p>
     <w:p>
@@ -543,7 +1426,7 @@
         <w:pStyle w:val="FirstParagraph"/>
       </w:pPr>
       <w:r>
-        <w:t xml:space="preserve">De este documento salen las una o dos diapositivas con las que el grupo expone en la siguiente sesión de teoría.</w:t>
+        <w:t>De este documento salen las una o dos diapositivas con las que el grupo expone en la siguiente sesión de teoría.</w:t>
       </w:r>
     </w:p>
     <w:p>
@@ -551,7 +1434,7 @@
         <w:pStyle w:val="BodyText"/>
       </w:pPr>
       <w:r>
-        <w:t xml:space="preserve">Borra esta página antes de entregar.</w:t>
+        <w:t>Borra esta página antes de entregar.</w:t>
       </w:r>
     </w:p>
     <w:p>
@@ -559,264 +1442,183 @@
         <w:br w:type="page"/>
       </w:r>
     </w:p>
-    <w:bookmarkEnd w:id="16"/>
-    <w:bookmarkStart w:id="17" w:name="la-consigna-que-resolvimos"/>
     <w:p>
       <w:pPr>
         <w:pStyle w:val="Heading1"/>
       </w:pPr>
-      <w:r>
-        <w:t xml:space="preserve">1. La consigna que resolvimos</w:t>
-      </w:r>
+      <w:bookmarkStart w:id="5" w:name="la-consigna-que-resolvimos"/>
+      <w:bookmarkStart w:id="6" w:name="_Toc240463043"/>
+      <w:bookmarkEnd w:id="3"/>
+      <w:r>
+        <w:lastRenderedPageBreak/>
+        <w:t>1. La consigna que resolvimos</w:t>
+      </w:r>
+      <w:bookmarkEnd w:id="6"/>
     </w:p>
     <w:p>
       <w:pPr>
         <w:pStyle w:val="FirstParagraph"/>
       </w:pPr>
       <w:r>
-        <w:t xml:space="preserve">En una o dos frases, qué pidió la consigna de la semana y sobre qué caso, organización o aplicación trabajó el grupo.</w:t>
-      </w:r>
-    </w:p>
-    <w:bookmarkEnd w:id="17"/>
-    <w:bookmarkStart w:id="20" w:name="lo-que-resolvimos"/>
+        <w:t>En una o dos frases, qué pidió la consigna de la semana y sobre qué caso, organización o aplicación trabajó el grupo.</w:t>
+      </w:r>
+    </w:p>
     <w:p>
       <w:pPr>
         <w:pStyle w:val="Heading1"/>
       </w:pPr>
-      <w:r>
-        <w:t xml:space="preserve">2. Lo que resolvimos</w:t>
-      </w:r>
+      <w:bookmarkStart w:id="7" w:name="lo-que-resolvimos"/>
+      <w:bookmarkStart w:id="8" w:name="_Toc240463044"/>
+      <w:bookmarkEnd w:id="5"/>
+      <w:r>
+        <w:t>2. Lo que resolvimos</w:t>
+      </w:r>
+      <w:bookmarkEnd w:id="8"/>
     </w:p>
     <w:p>
       <w:pPr>
         <w:pStyle w:val="FirstParagraph"/>
       </w:pPr>
       <w:r>
-        <w:t xml:space="preserve">Esta es la sección que se califica. Va aquí el producto que pide la sección «Producto» del archivo de la dinámica, con las tablas completas y los textos redactados.</w:t>
-      </w:r>
-    </w:p>
-    <w:bookmarkStart w:id="18" w:name="producto-1"/>
+        <w:t>Esta es la sección que se califica. Va aquí el producto que pide la sección «Producto» del archivo de la dinámica, con las tablas completas y los textos redactados.</w:t>
+      </w:r>
+    </w:p>
     <w:p>
       <w:pPr>
         <w:pStyle w:val="Heading2"/>
       </w:pPr>
-      <w:r>
-        <w:t xml:space="preserve">2.1 Producto 1</w:t>
-      </w:r>
-    </w:p>
-    <w:tbl>
-      <w:tblPr>
-        <w:tblStyle w:val="Table"/>
-        <w:tblW w:type="auto" w:w="0"/>
-        <w:tblLook w:firstRow="0" w:lastRow="0" w:firstColumn="0" w:lastColumn="0" w:noHBand="0" w:noVBand="0" w:val="0000"/>
-      </w:tblPr>
-      <w:tblGrid>
-        <w:gridCol w:w="2640"/>
-        <w:gridCol w:w="2640"/>
-        <w:gridCol w:w="2640"/>
-      </w:tblGrid>
-      <w:tr>
-        <w:tc>
-          <w:tcPr/>
-          <w:p>
-            <w:pPr>
-              <w:pStyle w:val="Compact"/>
-            </w:pPr>
-          </w:p>
-        </w:tc>
-        <w:tc>
-          <w:tcPr/>
-          <w:p>
-            <w:pPr>
-              <w:pStyle w:val="Compact"/>
-            </w:pPr>
-          </w:p>
-        </w:tc>
-        <w:tc>
-          <w:tcPr/>
-          <w:p>
-            <w:pPr>
-              <w:pStyle w:val="Compact"/>
-            </w:pPr>
-          </w:p>
-        </w:tc>
-      </w:tr>
-      <w:tr>
-        <w:tc>
-          <w:tcPr/>
-          <w:p>
-            <w:pPr>
-              <w:pStyle w:val="Compact"/>
-            </w:pPr>
-          </w:p>
-        </w:tc>
-        <w:tc>
-          <w:tcPr/>
-          <w:p>
-            <w:pPr>
-              <w:pStyle w:val="Compact"/>
-            </w:pPr>
-          </w:p>
-        </w:tc>
-        <w:tc>
-          <w:tcPr/>
-          <w:p>
-            <w:pPr>
-              <w:pStyle w:val="Compact"/>
-            </w:pPr>
-          </w:p>
-        </w:tc>
-      </w:tr>
-    </w:tbl>
-    <w:bookmarkEnd w:id="18"/>
-    <w:bookmarkStart w:id="19" w:name="producto-2"/>
+      <w:bookmarkStart w:id="9" w:name="producto-1"/>
+      <w:bookmarkStart w:id="10" w:name="_Toc240463045"/>
+      <w:r>
+        <w:t>2.1 Producto 1</w:t>
+      </w:r>
+      <w:bookmarkEnd w:id="10"/>
+    </w:p>
+    <w:p>
+      <w:pPr>
+        <w:pStyle w:val="BodyText"/>
+      </w:pPr>
+    </w:p>
     <w:p>
       <w:pPr>
         <w:pStyle w:val="Heading2"/>
       </w:pPr>
-      <w:r>
-        <w:t xml:space="preserve">2.2 Producto 2</w:t>
-      </w:r>
-    </w:p>
-    <w:tbl>
-      <w:tblPr>
-        <w:tblStyle w:val="Table"/>
-        <w:tblW w:type="auto" w:w="0"/>
-        <w:tblLook w:firstRow="0" w:lastRow="0" w:firstColumn="0" w:lastColumn="0" w:noHBand="0" w:noVBand="0" w:val="0000"/>
-      </w:tblPr>
-      <w:tblGrid>
-        <w:gridCol w:w="2640"/>
-        <w:gridCol w:w="2640"/>
-        <w:gridCol w:w="2640"/>
-      </w:tblGrid>
-      <w:tr>
-        <w:tc>
-          <w:tcPr/>
-          <w:p>
-            <w:pPr>
-              <w:pStyle w:val="Compact"/>
-            </w:pPr>
-          </w:p>
-        </w:tc>
-        <w:tc>
-          <w:tcPr/>
-          <w:p>
-            <w:pPr>
-              <w:pStyle w:val="Compact"/>
-            </w:pPr>
-          </w:p>
-        </w:tc>
-        <w:tc>
-          <w:tcPr/>
-          <w:p>
-            <w:pPr>
-              <w:pStyle w:val="Compact"/>
-            </w:pPr>
-          </w:p>
-        </w:tc>
-      </w:tr>
-      <w:tr>
-        <w:tc>
-          <w:tcPr/>
-          <w:p>
-            <w:pPr>
-              <w:pStyle w:val="Compact"/>
-            </w:pPr>
-          </w:p>
-        </w:tc>
-        <w:tc>
-          <w:tcPr/>
-          <w:p>
-            <w:pPr>
-              <w:pStyle w:val="Compact"/>
-            </w:pPr>
-          </w:p>
-        </w:tc>
-        <w:tc>
-          <w:tcPr/>
-          <w:p>
-            <w:pPr>
-              <w:pStyle w:val="Compact"/>
-            </w:pPr>
-          </w:p>
-        </w:tc>
-      </w:tr>
-    </w:tbl>
-    <w:bookmarkEnd w:id="19"/>
-    <w:bookmarkEnd w:id="20"/>
-    <w:bookmarkStart w:id="21" w:name="cómo-lo-decidimos"/>
+      <w:bookmarkStart w:id="11" w:name="producto-2"/>
+      <w:bookmarkStart w:id="12" w:name="_Toc240463046"/>
+      <w:bookmarkEnd w:id="9"/>
+      <w:r>
+        <w:t>2.2 Producto 2</w:t>
+      </w:r>
+      <w:bookmarkEnd w:id="12"/>
+    </w:p>
+    <w:p>
+      <w:pPr>
+        <w:pStyle w:val="BodyText"/>
+      </w:pPr>
+    </w:p>
     <w:p>
       <w:pPr>
         <w:pStyle w:val="Heading1"/>
       </w:pPr>
-      <w:r>
-        <w:t xml:space="preserve">3. Cómo lo decidimos</w:t>
-      </w:r>
+      <w:bookmarkStart w:id="13" w:name="cómo-lo-decidimos"/>
+      <w:bookmarkStart w:id="14" w:name="_Toc240463047"/>
+      <w:bookmarkEnd w:id="7"/>
+      <w:bookmarkEnd w:id="11"/>
+      <w:r>
+        <w:t>3. Cómo lo decidimos</w:t>
+      </w:r>
+      <w:bookmarkEnd w:id="14"/>
     </w:p>
     <w:p>
       <w:pPr>
         <w:pStyle w:val="FirstParagraph"/>
       </w:pPr>
       <w:r>
-        <w:t xml:space="preserve">Un párrafo por decisión, con el criterio que la sustenta. Incluye qué alternativa se descartó y por qué.</w:t>
-      </w:r>
-    </w:p>
-    <w:bookmarkEnd w:id="21"/>
-    <w:bookmarkStart w:id="22" w:name="lo-que-aprendimos"/>
+        <w:t>Un párrafo por decisión, con el criterio que la sustenta. Incluye qué alternativa se descartó y por qué.</w:t>
+      </w:r>
+    </w:p>
     <w:p>
       <w:pPr>
         <w:pStyle w:val="Heading1"/>
       </w:pPr>
-      <w:r>
-        <w:t xml:space="preserve">4. Lo que aprendimos</w:t>
-      </w:r>
+      <w:bookmarkStart w:id="15" w:name="lo-que-aprendimos"/>
+      <w:bookmarkStart w:id="16" w:name="_Toc240463048"/>
+      <w:bookmarkEnd w:id="13"/>
+      <w:r>
+        <w:t>4. Lo que aprendimos</w:t>
+      </w:r>
+      <w:bookmarkEnd w:id="16"/>
     </w:p>
     <w:p>
       <w:pPr>
         <w:pStyle w:val="FirstParagraph"/>
       </w:pPr>
       <w:r>
-        <w:t xml:space="preserve">Entre dos y cuatro frases sobre lo que el grupo entendió del tema de la semana y que antes no tenía claro.</w:t>
-      </w:r>
-    </w:p>
-    <w:bookmarkEnd w:id="22"/>
-    <w:bookmarkStart w:id="23" w:name="fuentes-consultadas"/>
+        <w:t>Entre dos y cuatro frases sobre lo que el grupo entendió del tema de la semana y que antes no tenía claro.</w:t>
+      </w:r>
+    </w:p>
     <w:p>
       <w:pPr>
         <w:pStyle w:val="Heading1"/>
       </w:pPr>
-      <w:r>
-        <w:t xml:space="preserve">5. Fuentes consultadas</w:t>
-      </w:r>
+      <w:bookmarkStart w:id="17" w:name="fuentes-consultadas"/>
+      <w:bookmarkStart w:id="18" w:name="_Toc240463049"/>
+      <w:bookmarkEnd w:id="15"/>
+      <w:r>
+        <w:t>5. Fuentes consultadas</w:t>
+      </w:r>
+      <w:bookmarkEnd w:id="18"/>
     </w:p>
     <w:p>
       <w:pPr>
         <w:pStyle w:val="FirstParagraph"/>
       </w:pPr>
       <w:r>
-        <w:t xml:space="preserve">Norma, marco, documentación oficial o bibliografía que sustenta lo afirmado. Si la consigna exigía citar un control o un artículo por su código, va con su código exacto.</w:t>
-      </w:r>
-    </w:p>
-    <w:bookmarkEnd w:id="23"/>
+        <w:t>Norma, marco, documentación oficial o bibliografía que sustenta lo afirmado. Si la consigna exigía citar un control o un artículo por su código, va con su código exacto.</w:t>
+      </w:r>
+      <w:bookmarkEnd w:id="17"/>
+    </w:p>
     <w:sectPr>
-      <w:headerReference r:id="rIdHdr1" w:type="default"/>
-      <w:footerReference r:id="rIdFtr1" w:type="default"/>
-      <w:pgSz w:h="16838" w:w="11906"/>
-      <w:pgMar w:bottom="1418" w:footer="709" w:gutter="0" w:header="709" w:left="1276" w:right="1276" w:top="1418"/>
+      <w:headerReference w:type="default" r:id="rId8"/>
+      <w:footerReference w:type="default" r:id="rId9"/>
       <w:footnotePr>
         <w:numRestart w:val="eachSect"/>
       </w:footnotePr>
+      <w:pgSz w:w="11906" w:h="16838"/>
+      <w:pgMar w:top="1418" w:right="1276" w:bottom="1418" w:left="1276" w:header="709" w:footer="709" w:gutter="0"/>
+      <w:cols w:space="720"/>
     </w:sectPr>
   </w:body>
 </w:document>
 </file>
 
-<file path=word/comments.xml><?xml version="1.0" encoding="utf-8"?>
-<w:comments xmlns:w="http://schemas.openxmlformats.org/wordprocessingml/2006/main" xmlns:m="http://schemas.openxmlformats.org/officeDocument/2006/math" xmlns:r="http://schemas.openxmlformats.org/officeDocument/2006/relationships" xmlns:o="urn:schemas-microsoft-com:office:office" xmlns:v="urn:schemas-microsoft-com:vml" xmlns:w10="urn:schemas-microsoft-com:office:word" xmlns:a="http://schemas.openxmlformats.org/drawingml/2006/main" xmlns:pic="http://schemas.openxmlformats.org/drawingml/2006/picture" xmlns:wp="http://schemas.openxmlformats.org/drawingml/2006/wordprocessingDrawing"/>
+<file path=word/endnotes.xml><?xml version="1.0" encoding="utf-8"?>
+<w:endnotes xmlns:wpc="http://schemas.microsoft.com/office/word/2010/wordprocessingCanvas" xmlns:cx="http://schemas.microsoft.com/office/drawing/2014/chartex" xmlns:cx1="http://schemas.microsoft.com/office/drawing/2015/9/8/chartex" xmlns:cx2="http://schemas.microsoft.com/office/drawing/2015/10/21/chartex" xmlns:cx3="http://schemas.microsoft.com/office/drawing/2016/5/9/chartex" xmlns:cx4="http://schemas.microsoft.com/office/drawing/2016/5/10/chartex" xmlns:cx5="http://schemas.microsoft.com/office/drawing/2016/5/11/chartex" xmlns:cx6="http://schemas.microsoft.com/office/drawing/2016/5/12/chartex" xmlns:cx7="http://schemas.microsoft.com/office/drawing/2016/5/13/chartex" xmlns:cx8="http://schemas.microsoft.com/office/drawing/2016/5/14/chartex" xmlns:mc="http://schemas.openxmlformats.org/markup-compatibility/2006" xmlns:m="http://schemas.openxmlformats.org/officeDocument/2006/math" xmlns:aink="http://schemas.microsoft.com/office/drawing/2016/ink" xmlns:am3d="http://schemas.microsoft.com/office/drawing/2017/model3d" xmlns:oel="http://schemas.microsoft.com/office/2019/extlst" xmlns:r="http://schemas.openxmlformats.org/officeDocument/2006/relationships" xmlns:wp14="http://schemas.microsoft.com/office/word/2010/wordprocessingDrawing" xmlns:wp="http://schemas.openxmlformats.org/drawingml/2006/wordprocessingDrawing" xmlns:wpg="http://schemas.microsoft.com/office/word/2010/wordprocessingGroup" xmlns:wpi="http://schemas.microsoft.com/office/word/2010/wordprocessingInk" xmlns:wps="http://schemas.microsoft.com/office/word/2010/wordprocessingShape" xmlns:o="urn:schemas-microsoft-com:office:office" xmlns:v="urn:schemas-microsoft-com:vml" xmlns:w10="urn:schemas-microsoft-com:office:word" xmlns:w="http://schemas.openxmlformats.org/wordprocessingml/2006/main" xmlns:w14="http://schemas.microsoft.com/office/word/2010/wordml" xmlns:w15="http://schemas.microsoft.com/office/word/2012/wordml" xmlns:w16cex="http://schemas.microsoft.com/office/word/2018/wordml/cex" xmlns:w16cid="http://schemas.microsoft.com/office/word/2016/wordml/cid" xmlns:w16="http://schemas.microsoft.com/office/word/2018/wordml" xmlns:w16sdtdh="http://schemas.microsoft.com/office/word/2020/wordml/sdtdatahash" xmlns:w16sdtfl="http://schemas.microsoft.com/office/word/2024/wordml/sdtformatlock" xmlns:w16se="http://schemas.microsoft.com/office/word/2015/wordml/symex" xmlns:w16du="http://schemas.microsoft.com/office/word/2023/wordml/word16du" xmlns:wne="http://schemas.microsoft.com/office/word/2006/wordml" mc:Ignorable="w14 w15 w16se w16cid w16 w16cex w16sdtdh w16sdtfl w16du wp14">
+  <w:endnote w:type="separator" w:id="-1">
+    <w:p>
+      <w:pPr>
+        <w:spacing w:after="0"/>
+      </w:pPr>
+      <w:r>
+        <w:separator/>
+      </w:r>
+    </w:p>
+  </w:endnote>
+  <w:endnote w:type="continuationSeparator" w:id="0">
+    <w:p>
+      <w:pPr>
+        <w:spacing w:after="0"/>
+      </w:pPr>
+      <w:r>
+        <w:continuationSeparator/>
+      </w:r>
+    </w:p>
+  </w:endnote>
+</w:endnotes>
 </file>
 
 <file path=word/footer1.xml><?xml version="1.0" encoding="utf-8"?>
-<w:ftr xmlns:w="http://schemas.openxmlformats.org/wordprocessingml/2006/main" xmlns:r="http://schemas.openxmlformats.org/officeDocument/2006/relationships" xmlns:wp="http://schemas.openxmlformats.org/drawingml/2006/wordprocessingDrawing" xmlns:a="http://schemas.openxmlformats.org/drawingml/2006/main" xmlns:pic="http://schemas.openxmlformats.org/drawingml/2006/picture">
+<w:ftr xmlns:wpc="http://schemas.microsoft.com/office/word/2010/wordprocessingCanvas" xmlns:cx="http://schemas.microsoft.com/office/drawing/2014/chartex" xmlns:cx1="http://schemas.microsoft.com/office/drawing/2015/9/8/chartex" xmlns:cx2="http://schemas.microsoft.com/office/drawing/2015/10/21/chartex" xmlns:cx3="http://schemas.microsoft.com/office/drawing/2016/5/9/chartex" xmlns:cx4="http://schemas.microsoft.com/office/drawing/2016/5/10/chartex" xmlns:cx5="http://schemas.microsoft.com/office/drawing/2016/5/11/chartex" xmlns:cx6="http://schemas.microsoft.com/office/drawing/2016/5/12/chartex" xmlns:cx7="http://schemas.microsoft.com/office/drawing/2016/5/13/chartex" xmlns:cx8="http://schemas.microsoft.com/office/drawing/2016/5/14/chartex" xmlns:mc="http://schemas.openxmlformats.org/markup-compatibility/2006" xmlns:m="http://schemas.openxmlformats.org/officeDocument/2006/math" xmlns:aink="http://schemas.microsoft.com/office/drawing/2016/ink" xmlns:am3d="http://schemas.microsoft.com/office/drawing/2017/model3d" xmlns:oel="http://schemas.microsoft.com/office/2019/extlst" xmlns:r="http://schemas.openxmlformats.org/officeDocument/2006/relationships" xmlns:wp14="http://schemas.microsoft.com/office/word/2010/wordprocessingDrawing" xmlns:wp="http://schemas.openxmlformats.org/drawingml/2006/wordprocessingDrawing" xmlns:wpg="http://schemas.microsoft.com/office/word/2010/wordprocessingGroup" xmlns:wpi="http://schemas.microsoft.com/office/word/2010/wordprocessingInk" xmlns:wps="http://schemas.microsoft.com/office/word/2010/wordprocessingShape" xmlns:o="urn:schemas-microsoft-com:office:office" xmlns:v="urn:schemas-microsoft-com:vml" xmlns:w10="urn:schemas-microsoft-com:office:word" xmlns:w="http://schemas.openxmlformats.org/wordprocessingml/2006/main" xmlns:w14="http://schemas.microsoft.com/office/word/2010/wordml" xmlns:w15="http://schemas.microsoft.com/office/word/2012/wordml" xmlns:w16cex="http://schemas.microsoft.com/office/word/2018/wordml/cex" xmlns:w16cid="http://schemas.microsoft.com/office/word/2016/wordml/cid" xmlns:w16="http://schemas.microsoft.com/office/word/2018/wordml" xmlns:w16sdtdh="http://schemas.microsoft.com/office/word/2020/wordml/sdtdatahash" xmlns:w16sdtfl="http://schemas.microsoft.com/office/word/2024/wordml/sdtformatlock" xmlns:w16se="http://schemas.microsoft.com/office/word/2015/wordml/symex" xmlns:w16du="http://schemas.microsoft.com/office/word/2023/wordml/word16du" xmlns:wne="http://schemas.microsoft.com/office/word/2006/wordml" mc:Ignorable="w14 w15 w16se w16cid w16 w16cex w16sdtdh w16sdtfl w16du wp14">
   <w:p>
     <w:pPr>
       <w:pBdr>
@@ -829,22 +1631,20 @@
     </w:pPr>
     <w:r>
       <w:rPr>
-        <w:rFonts w:ascii="Arial" w:hAnsi="Arial"/>
         <w:color w:val="1F4E79"/>
         <w:sz w:val="18"/>
       </w:rPr>
-      <w:t xml:space="preserve">Dr. Oscar Juan Jimenez Flores</w:t>
+      <w:t>Dr. Oscar Juan Jimenez Flores</w:t>
     </w:r>
     <w:r>
       <w:tab/>
     </w:r>
     <w:r>
       <w:rPr>
-        <w:rFonts w:ascii="Arial" w:hAnsi="Arial"/>
         <w:color w:val="1F4E79"/>
         <w:sz w:val="18"/>
       </w:rPr>
-      <w:t>- </w:t>
+      <w:t>-</w:t>
     </w:r>
     <w:r>
       <w:fldChar w:fldCharType="begin"/>
@@ -863,29 +1663,34 @@
     </w:r>
     <w:r>
       <w:rPr>
-        <w:rFonts w:ascii="Arial" w:hAnsi="Arial"/>
         <w:color w:val="1F4E79"/>
         <w:sz w:val="18"/>
       </w:rPr>
-      <w:t> -</w:t>
+      <w:t>-</w:t>
     </w:r>
   </w:p>
 </w:ftr>
 </file>
 
 <file path=word/footnotes.xml><?xml version="1.0" encoding="utf-8"?>
-<w:footnotes xmlns:w="http://schemas.openxmlformats.org/wordprocessingml/2006/main" xmlns:m="http://schemas.openxmlformats.org/officeDocument/2006/math" xmlns:r="http://schemas.openxmlformats.org/officeDocument/2006/relationships" xmlns:o="urn:schemas-microsoft-com:office:office" xmlns:v="urn:schemas-microsoft-com:vml" xmlns:w10="urn:schemas-microsoft-com:office:word" xmlns:a="http://schemas.openxmlformats.org/drawingml/2006/main" xmlns:pic="http://schemas.openxmlformats.org/drawingml/2006/picture" xmlns:wp="http://schemas.openxmlformats.org/drawingml/2006/wordprocessingDrawing">
+<w:footnotes xmlns:wpc="http://schemas.microsoft.com/office/word/2010/wordprocessingCanvas" xmlns:cx="http://schemas.microsoft.com/office/drawing/2014/chartex" xmlns:cx1="http://schemas.microsoft.com/office/drawing/2015/9/8/chartex" xmlns:cx2="http://schemas.microsoft.com/office/drawing/2015/10/21/chartex" xmlns:cx3="http://schemas.microsoft.com/office/drawing/2016/5/9/chartex" xmlns:cx4="http://schemas.microsoft.com/office/drawing/2016/5/10/chartex" xmlns:cx5="http://schemas.microsoft.com/office/drawing/2016/5/11/chartex" xmlns:cx6="http://schemas.microsoft.com/office/drawing/2016/5/12/chartex" xmlns:cx7="http://schemas.microsoft.com/office/drawing/2016/5/13/chartex" xmlns:cx8="http://schemas.microsoft.com/office/drawing/2016/5/14/chartex" xmlns:mc="http://schemas.openxmlformats.org/markup-compatibility/2006" xmlns:m="http://schemas.openxmlformats.org/officeDocument/2006/math" xmlns:aink="http://schemas.microsoft.com/office/drawing/2016/ink" xmlns:am3d="http://schemas.microsoft.com/office/drawing/2017/model3d" xmlns:oel="http://schemas.microsoft.com/office/2019/extlst" xmlns:r="http://schemas.openxmlformats.org/officeDocument/2006/relationships" xmlns:wp14="http://schemas.microsoft.com/office/word/2010/wordprocessingDrawing" xmlns:wp="http://schemas.openxmlformats.org/drawingml/2006/wordprocessingDrawing" xmlns:wpg="http://schemas.microsoft.com/office/word/2010/wordprocessingGroup" xmlns:wpi="http://schemas.microsoft.com/office/word/2010/wordprocessingInk" xmlns:wps="http://schemas.microsoft.com/office/word/2010/wordprocessingShape" xmlns:o="urn:schemas-microsoft-com:office:office" xmlns:v="urn:schemas-microsoft-com:vml" xmlns:w10="urn:schemas-microsoft-com:office:word" xmlns:w="http://schemas.openxmlformats.org/wordprocessingml/2006/main" xmlns:w14="http://schemas.microsoft.com/office/word/2010/wordml" xmlns:w15="http://schemas.microsoft.com/office/word/2012/wordml" xmlns:w16cex="http://schemas.microsoft.com/office/word/2018/wordml/cex" xmlns:w16cid="http://schemas.microsoft.com/office/word/2016/wordml/cid" xmlns:w16="http://schemas.microsoft.com/office/word/2018/wordml" xmlns:w16sdtdh="http://schemas.microsoft.com/office/word/2020/wordml/sdtdatahash" xmlns:w16sdtfl="http://schemas.microsoft.com/office/word/2024/wordml/sdtformatlock" xmlns:w16se="http://schemas.microsoft.com/office/word/2015/wordml/symex" xmlns:w16du="http://schemas.microsoft.com/office/word/2023/wordml/word16du" xmlns:wne="http://schemas.microsoft.com/office/word/2006/wordml" mc:Ignorable="w14 w15 w16se w16cid w16 w16cex w16sdtdh w16sdtfl w16du wp14">
+  <w:footnote w:type="separator" w:id="-1">
+    <w:p>
+      <w:pPr>
+        <w:spacing w:after="0"/>
+      </w:pPr>
+      <w:r>
+        <w:separator/>
+      </w:r>
+    </w:p>
+  </w:footnote>
   <w:footnote w:type="continuationSeparator" w:id="0">
     <w:p>
+      <w:pPr>
+        <w:spacing w:after="0"/>
+      </w:pPr>
       <w:r>
         <w:continuationSeparator/>
-      </w:r>
-    </w:p>
-  </w:footnote>
-  <w:footnote w:type="separator" w:id="-1">
-    <w:p>
-      <w:r>
-        <w:separator/>
       </w:r>
     </w:p>
   </w:footnote>
@@ -893,7 +1698,7 @@
 </file>
 
 <file path=word/header1.xml><?xml version="1.0" encoding="utf-8"?>
-<w:hdr xmlns:w="http://schemas.openxmlformats.org/wordprocessingml/2006/main" xmlns:r="http://schemas.openxmlformats.org/officeDocument/2006/relationships" xmlns:wp="http://schemas.openxmlformats.org/drawingml/2006/wordprocessingDrawing" xmlns:a="http://schemas.openxmlformats.org/drawingml/2006/main" xmlns:pic="http://schemas.openxmlformats.org/drawingml/2006/picture">
+<w:hdr xmlns:wpc="http://schemas.microsoft.com/office/word/2010/wordprocessingCanvas" xmlns:cx="http://schemas.microsoft.com/office/drawing/2014/chartex" xmlns:cx1="http://schemas.microsoft.com/office/drawing/2015/9/8/chartex" xmlns:cx2="http://schemas.microsoft.com/office/drawing/2015/10/21/chartex" xmlns:cx3="http://schemas.microsoft.com/office/drawing/2016/5/9/chartex" xmlns:cx4="http://schemas.microsoft.com/office/drawing/2016/5/10/chartex" xmlns:cx5="http://schemas.microsoft.com/office/drawing/2016/5/11/chartex" xmlns:cx6="http://schemas.microsoft.com/office/drawing/2016/5/12/chartex" xmlns:cx7="http://schemas.microsoft.com/office/drawing/2016/5/13/chartex" xmlns:cx8="http://schemas.microsoft.com/office/drawing/2016/5/14/chartex" xmlns:mc="http://schemas.openxmlformats.org/markup-compatibility/2006" xmlns:m="http://schemas.openxmlformats.org/officeDocument/2006/math" xmlns:aink="http://schemas.microsoft.com/office/drawing/2016/ink" xmlns:am3d="http://schemas.microsoft.com/office/drawing/2017/model3d" xmlns:oel="http://schemas.microsoft.com/office/2019/extlst" xmlns:r="http://schemas.openxmlformats.org/officeDocument/2006/relationships" xmlns:wp14="http://schemas.microsoft.com/office/word/2010/wordprocessingDrawing" xmlns:wp="http://schemas.openxmlformats.org/drawingml/2006/wordprocessingDrawing" xmlns:wpg="http://schemas.microsoft.com/office/word/2010/wordprocessingGroup" xmlns:wpi="http://schemas.microsoft.com/office/word/2010/wordprocessingInk" xmlns:wps="http://schemas.microsoft.com/office/word/2010/wordprocessingShape" xmlns:o="urn:schemas-microsoft-com:office:office" xmlns:v="urn:schemas-microsoft-com:vml" xmlns:w10="urn:schemas-microsoft-com:office:word" xmlns:w="http://schemas.openxmlformats.org/wordprocessingml/2006/main" xmlns:w14="http://schemas.microsoft.com/office/word/2010/wordml" xmlns:w15="http://schemas.microsoft.com/office/word/2012/wordml" xmlns:w16cex="http://schemas.microsoft.com/office/word/2018/wordml/cex" xmlns:w16cid="http://schemas.microsoft.com/office/word/2016/wordml/cid" xmlns:w16="http://schemas.microsoft.com/office/word/2018/wordml" xmlns:w16sdtdh="http://schemas.microsoft.com/office/word/2020/wordml/sdtdatahash" xmlns:w16sdtfl="http://schemas.microsoft.com/office/word/2024/wordml/sdtformatlock" xmlns:w16se="http://schemas.microsoft.com/office/word/2015/wordml/symex" xmlns:w16du="http://schemas.microsoft.com/office/word/2023/wordml/word16du" xmlns:wne="http://schemas.microsoft.com/office/word/2006/wordml" mc:Ignorable="w14 w15 w16se w16cid w16 w16cex w16sdtdh w16sdtfl w16du wp14">
   <w:p>
     <w:pPr>
       <w:pBdr>
@@ -905,8 +1710,11 @@
       <w:spacing w:after="0"/>
     </w:pPr>
     <w:r>
+      <w:rPr>
+        <w:noProof/>
+      </w:rPr>
       <w:drawing>
-        <wp:inline distT="0" distB="0" distL="0" distR="0">
+        <wp:inline distT="0" distB="0" distL="0" distR="0" wp14:anchorId="4F12CB89" wp14:editId="1F171EAA">
           <wp:extent cx="502920" cy="502920"/>
           <wp:effectExtent l="0" t="0" r="0" b="0"/>
           <wp:docPr id="1" name="Imagen 1" descr="Logotipo de la Universidad Privada de Tacna"/>
@@ -946,21 +1754,21 @@
     </w:r>
     <w:r>
       <w:rPr>
-        <w:rFonts w:ascii="Arial" w:hAnsi="Arial"/>
         <w:color w:val="1F4E79"/>
         <w:sz w:val="20"/>
       </w:rPr>
-      <w:t xml:space="preserve">Escuela Profesional de Ingeniería de Sistemas</w:t>
+      <w:t>Escuela Profesional de Ingeniería de Sistemas</w:t>
     </w:r>
   </w:p>
 </w:hdr>
 </file>
 
 <file path=word/numbering.xml><?xml version="1.0" encoding="utf-8"?>
-<w:numbering xmlns:w="http://schemas.openxmlformats.org/wordprocessingml/2006/main">
-  <w:abstractNum w:abstractNumId="990">
+<w:numbering xmlns:wpc="http://schemas.microsoft.com/office/word/2010/wordprocessingCanvas" xmlns:cx="http://schemas.microsoft.com/office/drawing/2014/chartex" xmlns:cx1="http://schemas.microsoft.com/office/drawing/2015/9/8/chartex" xmlns:cx2="http://schemas.microsoft.com/office/drawing/2015/10/21/chartex" xmlns:cx3="http://schemas.microsoft.com/office/drawing/2016/5/9/chartex" xmlns:cx4="http://schemas.microsoft.com/office/drawing/2016/5/10/chartex" xmlns:cx5="http://schemas.microsoft.com/office/drawing/2016/5/11/chartex" xmlns:cx6="http://schemas.microsoft.com/office/drawing/2016/5/12/chartex" xmlns:cx7="http://schemas.microsoft.com/office/drawing/2016/5/13/chartex" xmlns:cx8="http://schemas.microsoft.com/office/drawing/2016/5/14/chartex" xmlns:mc="http://schemas.openxmlformats.org/markup-compatibility/2006" xmlns:m="http://schemas.openxmlformats.org/officeDocument/2006/math" xmlns:aink="http://schemas.microsoft.com/office/drawing/2016/ink" xmlns:am3d="http://schemas.microsoft.com/office/drawing/2017/model3d" xmlns:oel="http://schemas.microsoft.com/office/2019/extlst" xmlns:r="http://schemas.openxmlformats.org/officeDocument/2006/relationships" xmlns:wp14="http://schemas.microsoft.com/office/word/2010/wordprocessingDrawing" xmlns:wp="http://schemas.openxmlformats.org/drawingml/2006/wordprocessingDrawing" xmlns:wpg="http://schemas.microsoft.com/office/word/2010/wordprocessingGroup" xmlns:wpi="http://schemas.microsoft.com/office/word/2010/wordprocessingInk" xmlns:wps="http://schemas.microsoft.com/office/word/2010/wordprocessingShape" xmlns:o="urn:schemas-microsoft-com:office:office" xmlns:v="urn:schemas-microsoft-com:vml" xmlns:w10="urn:schemas-microsoft-com:office:word" xmlns:w="http://schemas.openxmlformats.org/wordprocessingml/2006/main" xmlns:w14="http://schemas.microsoft.com/office/word/2010/wordml" xmlns:w15="http://schemas.microsoft.com/office/word/2012/wordml" xmlns:w16cex="http://schemas.microsoft.com/office/word/2018/wordml/cex" xmlns:w16cid="http://schemas.microsoft.com/office/word/2016/wordml/cid" xmlns:w16="http://schemas.microsoft.com/office/word/2018/wordml" xmlns:w16sdtdh="http://schemas.microsoft.com/office/word/2020/wordml/sdtdatahash" xmlns:w16sdtfl="http://schemas.microsoft.com/office/word/2024/wordml/sdtformatlock" xmlns:w16se="http://schemas.microsoft.com/office/word/2015/wordml/symex" xmlns:w16du="http://schemas.microsoft.com/office/word/2023/wordml/word16du" xmlns:wne="http://schemas.microsoft.com/office/word/2006/wordml" mc:Ignorable="w14 w15 w16se w16cid w16 w16cex w16sdtdh w16sdtfl w16du wp14">
+  <w:abstractNum w:abstractNumId="0" w15:restartNumberingAfterBreak="0">
     <w:nsid w:val="0000A990"/>
     <w:multiLevelType w:val="multilevel"/>
+    <w:tmpl w:val="41722318"/>
     <w:lvl w:ilvl="0">
       <w:numFmt w:val="bullet"/>
       <w:lvlText w:val=" "/>
@@ -1034,9 +1842,10 @@
       </w:pPr>
     </w:lvl>
   </w:abstractNum>
-  <w:abstractNum w:abstractNumId="99411">
+  <w:abstractNum w:abstractNumId="1" w15:restartNumberingAfterBreak="0">
     <w:nsid w:val="00A99411"/>
     <w:multiLevelType w:val="multilevel"/>
+    <w:tmpl w:val="003663AA"/>
     <w:lvl w:ilvl="0">
       <w:start w:val="1"/>
       <w:numFmt w:val="decimal"/>
@@ -1119,11 +1928,11 @@
       </w:pPr>
     </w:lvl>
   </w:abstractNum>
-  <w:num w:numId="1000">
-    <w:abstractNumId w:val="990"/>
+  <w:num w:numId="1" w16cid:durableId="1635257398">
+    <w:abstractNumId w:val="0"/>
   </w:num>
-  <w:num w:numId="1001">
-    <w:abstractNumId w:val="99411"/>
+  <w:num w:numId="2" w16cid:durableId="645550052">
+    <w:abstractNumId w:val="1"/>
     <w:lvlOverride w:ilvl="0">
       <w:startOverride w:val="1"/>
     </w:lvlOverride>
@@ -1152,8 +1961,8 @@
       <w:startOverride w:val="1"/>
     </w:lvlOverride>
   </w:num>
-  <w:num w:numId="1002">
-    <w:abstractNumId w:val="99411"/>
+  <w:num w:numId="3" w16cid:durableId="754666703">
+    <w:abstractNumId w:val="1"/>
     <w:lvlOverride w:ilvl="0">
       <w:startOverride w:val="1"/>
     </w:lvlOverride>
@@ -1186,13 +1995,14 @@
 </file>
 
 <file path=word/styles.xml><?xml version="1.0" encoding="utf-8"?>
-<w:styles xmlns:r="http://schemas.openxmlformats.org/officeDocument/2006/relationships" xmlns:w="http://schemas.openxmlformats.org/wordprocessingml/2006/main">
+<w:styles xmlns:mc="http://schemas.openxmlformats.org/markup-compatibility/2006" xmlns:r="http://schemas.openxmlformats.org/officeDocument/2006/relationships" xmlns:w="http://schemas.openxmlformats.org/wordprocessingml/2006/main" xmlns:w14="http://schemas.microsoft.com/office/word/2010/wordml" xmlns:w15="http://schemas.microsoft.com/office/word/2012/wordml" xmlns:w16cex="http://schemas.microsoft.com/office/word/2018/wordml/cex" xmlns:w16cid="http://schemas.microsoft.com/office/word/2016/wordml/cid" xmlns:w16="http://schemas.microsoft.com/office/word/2018/wordml" xmlns:w16sdtdh="http://schemas.microsoft.com/office/word/2020/wordml/sdtdatahash" xmlns:w16sdtfl="http://schemas.microsoft.com/office/word/2024/wordml/sdtformatlock" xmlns:w16se="http://schemas.microsoft.com/office/word/2015/wordml/symex" xmlns:w16du="http://schemas.microsoft.com/office/word/2023/wordml/word16du" mc:Ignorable="w14 w15 w16se w16cid w16 w16cex w16sdtdh w16sdtfl w16du">
   <w:docDefaults>
     <w:rPrDefault>
       <w:rPr>
-        <w:rFonts w:ascii="Arial" w:cs="Arial" w:eastAsia="Arial" w:hAnsi="Arial"/>
+        <w:rFonts w:ascii="Arial" w:eastAsia="Arial" w:hAnsi="Arial" w:cs="Arial"/>
         <w:sz w:val="22"/>
         <w:szCs w:val="22"/>
+        <w:lang w:val="en-PE" w:eastAsia="en-US" w:bidi="ar-SA"/>
       </w:rPr>
     </w:rPrDefault>
     <w:pPrDefault>
@@ -1201,177 +2011,258 @@
       </w:pPr>
     </w:pPrDefault>
   </w:docDefaults>
-  <w:latentStyles w:count="276" w:defLockedState="0" w:defQFormat="0" w:defSemiHidden="0" w:defUIPriority="0" w:defUnhideWhenUsed="0"/>
-  <w:style w:default="1" w:styleId="Normal" w:type="paragraph">
+  <w:latentStyles w:defLockedState="0" w:defUIPriority="0" w:defSemiHidden="0" w:defUnhideWhenUsed="0" w:defQFormat="0" w:count="376">
+    <w:lsdException w:name="toc 1" w:uiPriority="39"/>
+    <w:lsdException w:name="toc 2" w:uiPriority="39"/>
+    <w:lsdException w:name="Hyperlink" w:uiPriority="99"/>
+    <w:lsdException w:name="Normal Table" w:semiHidden="1" w:unhideWhenUsed="1"/>
+    <w:lsdException w:name="Table Simple 1" w:semiHidden="1" w:unhideWhenUsed="1"/>
+    <w:lsdException w:name="Table Simple 2" w:semiHidden="1" w:unhideWhenUsed="1"/>
+    <w:lsdException w:name="Table Simple 3" w:semiHidden="1" w:unhideWhenUsed="1"/>
+    <w:lsdException w:name="Table Classic 1" w:semiHidden="1" w:unhideWhenUsed="1"/>
+    <w:lsdException w:name="Table Classic 2" w:semiHidden="1" w:unhideWhenUsed="1"/>
+    <w:lsdException w:name="Table Classic 3" w:semiHidden="1" w:unhideWhenUsed="1"/>
+    <w:lsdException w:name="Table Classic 4" w:semiHidden="1" w:unhideWhenUsed="1"/>
+    <w:lsdException w:name="Table Colorful 1" w:semiHidden="1" w:unhideWhenUsed="1"/>
+    <w:lsdException w:name="Table Colorful 2" w:semiHidden="1" w:unhideWhenUsed="1"/>
+    <w:lsdException w:name="Table Colorful 3" w:semiHidden="1" w:unhideWhenUsed="1"/>
+    <w:lsdException w:name="Table Columns 1" w:semiHidden="1" w:unhideWhenUsed="1"/>
+    <w:lsdException w:name="Table Columns 2" w:semiHidden="1" w:unhideWhenUsed="1"/>
+    <w:lsdException w:name="Table Columns 3" w:semiHidden="1" w:unhideWhenUsed="1"/>
+    <w:lsdException w:name="Table Columns 4" w:semiHidden="1" w:unhideWhenUsed="1"/>
+    <w:lsdException w:name="Table Columns 5" w:semiHidden="1" w:unhideWhenUsed="1"/>
+    <w:lsdException w:name="Table Grid 1" w:semiHidden="1" w:unhideWhenUsed="1"/>
+    <w:lsdException w:name="Table Grid 2" w:semiHidden="1" w:unhideWhenUsed="1"/>
+    <w:lsdException w:name="Table Grid 3" w:semiHidden="1" w:unhideWhenUsed="1"/>
+    <w:lsdException w:name="Table Grid 4" w:semiHidden="1" w:unhideWhenUsed="1"/>
+    <w:lsdException w:name="Table Grid 5" w:semiHidden="1" w:unhideWhenUsed="1"/>
+    <w:lsdException w:name="Table Grid 6" w:semiHidden="1" w:unhideWhenUsed="1"/>
+    <w:lsdException w:name="Table Grid 7" w:semiHidden="1" w:unhideWhenUsed="1"/>
+    <w:lsdException w:name="Table Grid 8" w:semiHidden="1" w:unhideWhenUsed="1"/>
+    <w:lsdException w:name="Table List 1" w:semiHidden="1" w:unhideWhenUsed="1"/>
+    <w:lsdException w:name="Table List 2" w:semiHidden="1" w:unhideWhenUsed="1"/>
+    <w:lsdException w:name="Table List 3" w:semiHidden="1" w:unhideWhenUsed="1"/>
+    <w:lsdException w:name="Table List 4" w:semiHidden="1" w:unhideWhenUsed="1"/>
+    <w:lsdException w:name="Table List 5" w:semiHidden="1" w:unhideWhenUsed="1"/>
+    <w:lsdException w:name="Table List 6" w:semiHidden="1" w:unhideWhenUsed="1"/>
+    <w:lsdException w:name="Table List 7" w:semiHidden="1" w:unhideWhenUsed="1"/>
+    <w:lsdException w:name="Table List 8" w:semiHidden="1" w:unhideWhenUsed="1"/>
+    <w:lsdException w:name="Table 3D effects 1" w:semiHidden="1" w:unhideWhenUsed="1"/>
+    <w:lsdException w:name="Table 3D effects 2" w:semiHidden="1" w:unhideWhenUsed="1"/>
+    <w:lsdException w:name="Table 3D effects 3" w:semiHidden="1" w:unhideWhenUsed="1"/>
+    <w:lsdException w:name="Table Contemporary" w:semiHidden="1" w:unhideWhenUsed="1"/>
+    <w:lsdException w:name="Table Elegant" w:semiHidden="1" w:unhideWhenUsed="1"/>
+    <w:lsdException w:name="Table Professional" w:semiHidden="1" w:unhideWhenUsed="1"/>
+    <w:lsdException w:name="Table Subtle 1" w:semiHidden="1" w:unhideWhenUsed="1"/>
+    <w:lsdException w:name="Table Subtle 2" w:semiHidden="1" w:unhideWhenUsed="1"/>
+    <w:lsdException w:name="Table Web 1" w:semiHidden="1" w:unhideWhenUsed="1"/>
+    <w:lsdException w:name="Table Web 2" w:semiHidden="1" w:unhideWhenUsed="1"/>
+    <w:lsdException w:name="Table Web 3" w:semiHidden="1" w:unhideWhenUsed="1"/>
+    <w:lsdException w:name="Table Theme" w:semiHidden="1" w:unhideWhenUsed="1"/>
+    <w:lsdException w:name="Light Shading"/>
+    <w:lsdException w:name="Light List"/>
+    <w:lsdException w:name="Light Grid"/>
+    <w:lsdException w:name="Medium Shading 1"/>
+    <w:lsdException w:name="Medium Shading 2"/>
+    <w:lsdException w:name="Medium List 1"/>
+    <w:lsdException w:name="Medium List 2"/>
+    <w:lsdException w:name="Medium Grid 1"/>
+    <w:lsdException w:name="Medium Grid 2"/>
+    <w:lsdException w:name="Medium Grid 3"/>
+    <w:lsdException w:name="Dark List"/>
+    <w:lsdException w:name="Colorful Shading"/>
+    <w:lsdException w:name="Colorful List"/>
+    <w:lsdException w:name="Colorful Grid"/>
+    <w:lsdException w:name="Light Shading Accent 1"/>
+    <w:lsdException w:name="Light List Accent 1"/>
+    <w:lsdException w:name="Light Grid Accent 1"/>
+    <w:lsdException w:name="Medium Shading 1 Accent 1"/>
+    <w:lsdException w:name="Medium Shading 2 Accent 1"/>
+    <w:lsdException w:name="Medium List 1 Accent 1"/>
+    <w:lsdException w:name="Medium List 2 Accent 1"/>
+    <w:lsdException w:name="Medium Grid 1 Accent 1"/>
+    <w:lsdException w:name="Medium Grid 2 Accent 1"/>
+    <w:lsdException w:name="Medium Grid 3 Accent 1"/>
+    <w:lsdException w:name="Dark List Accent 1"/>
+    <w:lsdException w:name="Colorful Shading Accent 1"/>
+    <w:lsdException w:name="Colorful List Accent 1"/>
+    <w:lsdException w:name="Colorful Grid Accent 1"/>
+    <w:lsdException w:name="Light Shading Accent 2"/>
+    <w:lsdException w:name="Light List Accent 2"/>
+    <w:lsdException w:name="Light Grid Accent 2"/>
+    <w:lsdException w:name="Medium Shading 1 Accent 2"/>
+    <w:lsdException w:name="Medium Shading 2 Accent 2"/>
+    <w:lsdException w:name="Medium List 1 Accent 2"/>
+    <w:lsdException w:name="Medium List 2 Accent 2"/>
+    <w:lsdException w:name="Medium Grid 1 Accent 2"/>
+    <w:lsdException w:name="Medium Grid 2 Accent 2"/>
+    <w:lsdException w:name="Medium Grid 3 Accent 2"/>
+    <w:lsdException w:name="Dark List Accent 2"/>
+    <w:lsdException w:name="Colorful Shading Accent 2"/>
+    <w:lsdException w:name="Colorful List Accent 2"/>
+    <w:lsdException w:name="Colorful Grid Accent 2"/>
+    <w:lsdException w:name="Light Shading Accent 3"/>
+    <w:lsdException w:name="Light List Accent 3"/>
+    <w:lsdException w:name="Light Grid Accent 3"/>
+    <w:lsdException w:name="Medium Shading 1 Accent 3"/>
+    <w:lsdException w:name="Medium Shading 2 Accent 3"/>
+    <w:lsdException w:name="Medium List 1 Accent 3"/>
+    <w:lsdException w:name="Medium List 2 Accent 3"/>
+    <w:lsdException w:name="Medium Grid 1 Accent 3"/>
+    <w:lsdException w:name="Medium Grid 2 Accent 3"/>
+    <w:lsdException w:name="Medium Grid 3 Accent 3"/>
+    <w:lsdException w:name="Dark List Accent 3"/>
+    <w:lsdException w:name="Colorful Shading Accent 3"/>
+    <w:lsdException w:name="Colorful List Accent 3"/>
+    <w:lsdException w:name="Colorful Grid Accent 3"/>
+    <w:lsdException w:name="Light Shading Accent 4"/>
+    <w:lsdException w:name="Light List Accent 4"/>
+    <w:lsdException w:name="Light Grid Accent 4"/>
+    <w:lsdException w:name="Medium Shading 1 Accent 4"/>
+    <w:lsdException w:name="Medium Shading 2 Accent 4"/>
+    <w:lsdException w:name="Medium List 1 Accent 4"/>
+    <w:lsdException w:name="Medium List 2 Accent 4"/>
+    <w:lsdException w:name="Medium Grid 1 Accent 4"/>
+    <w:lsdException w:name="Medium Grid 2 Accent 4"/>
+    <w:lsdException w:name="Medium Grid 3 Accent 4"/>
+    <w:lsdException w:name="Dark List Accent 4"/>
+    <w:lsdException w:name="Colorful Shading Accent 4"/>
+    <w:lsdException w:name="Colorful List Accent 4"/>
+    <w:lsdException w:name="Colorful Grid Accent 4"/>
+    <w:lsdException w:name="Light Shading Accent 5"/>
+    <w:lsdException w:name="Light List Accent 5"/>
+    <w:lsdException w:name="Light Grid Accent 5"/>
+    <w:lsdException w:name="Medium Shading 1 Accent 5"/>
+    <w:lsdException w:name="Medium Shading 2 Accent 5"/>
+    <w:lsdException w:name="Medium List 1 Accent 5"/>
+    <w:lsdException w:name="Medium List 2 Accent 5"/>
+    <w:lsdException w:name="Medium Grid 1 Accent 5"/>
+    <w:lsdException w:name="Medium Grid 2 Accent 5"/>
+    <w:lsdException w:name="Medium Grid 3 Accent 5"/>
+    <w:lsdException w:name="Dark List Accent 5"/>
+    <w:lsdException w:name="Colorful Shading Accent 5"/>
+    <w:lsdException w:name="Colorful List Accent 5"/>
+    <w:lsdException w:name="Colorful Grid Accent 5"/>
+    <w:lsdException w:name="Light Shading Accent 6"/>
+    <w:lsdException w:name="Light List Accent 6"/>
+    <w:lsdException w:name="Light Grid Accent 6"/>
+    <w:lsdException w:name="Medium Shading 1 Accent 6"/>
+    <w:lsdException w:name="Medium Shading 2 Accent 6"/>
+    <w:lsdException w:name="Medium List 1 Accent 6"/>
+    <w:lsdException w:name="Medium List 2 Accent 6"/>
+    <w:lsdException w:name="Medium Grid 1 Accent 6"/>
+    <w:lsdException w:name="Medium Grid 2 Accent 6"/>
+    <w:lsdException w:name="Medium Grid 3 Accent 6"/>
+    <w:lsdException w:name="Dark List Accent 6"/>
+    <w:lsdException w:name="Colorful Shading Accent 6"/>
+    <w:lsdException w:name="Colorful List Accent 6"/>
+    <w:lsdException w:name="Colorful Grid Accent 6"/>
+    <w:lsdException w:name="Grid Table 4" w:uiPriority="49"/>
+    <w:lsdException w:name="Grid Table 5 Dark" w:uiPriority="50"/>
+    <w:lsdException w:name="Grid Table 6 Colorful" w:uiPriority="51"/>
+    <w:lsdException w:name="Grid Table 7 Colorful" w:uiPriority="52"/>
+    <w:lsdException w:name="Grid Table 1 Light Accent 1" w:uiPriority="46"/>
+    <w:lsdException w:name="Grid Table 2 Accent 1" w:uiPriority="47"/>
+    <w:lsdException w:name="Grid Table 3 Accent 1" w:uiPriority="48"/>
+    <w:lsdException w:name="Grid Table 4 Accent 1" w:uiPriority="49"/>
+    <w:lsdException w:name="Grid Table 5 Dark Accent 1" w:uiPriority="50"/>
+    <w:lsdException w:name="Grid Table 6 Colorful Accent 1" w:uiPriority="51"/>
+    <w:lsdException w:name="Grid Table 7 Colorful Accent 1" w:uiPriority="52"/>
+    <w:lsdException w:name="Grid Table 1 Light Accent 2" w:uiPriority="46"/>
+    <w:lsdException w:name="Grid Table 2 Accent 2" w:uiPriority="47"/>
+    <w:lsdException w:name="Grid Table 3 Accent 2" w:uiPriority="48"/>
+    <w:lsdException w:name="Grid Table 4 Accent 2" w:uiPriority="49"/>
+    <w:lsdException w:name="Grid Table 5 Dark Accent 2" w:uiPriority="50"/>
+    <w:lsdException w:name="Grid Table 6 Colorful Accent 2" w:uiPriority="51"/>
+    <w:lsdException w:name="Grid Table 7 Colorful Accent 2" w:uiPriority="52"/>
+    <w:lsdException w:name="Grid Table 1 Light Accent 3" w:uiPriority="46"/>
+    <w:lsdException w:name="Grid Table 2 Accent 3" w:uiPriority="47"/>
+    <w:lsdException w:name="Grid Table 3 Accent 3" w:uiPriority="48"/>
+    <w:lsdException w:name="Grid Table 4 Accent 3" w:uiPriority="49"/>
+    <w:lsdException w:name="Grid Table 5 Dark Accent 3" w:uiPriority="50"/>
+    <w:lsdException w:name="Grid Table 6 Colorful Accent 3" w:uiPriority="51"/>
+    <w:lsdException w:name="Grid Table 7 Colorful Accent 3" w:uiPriority="52"/>
+    <w:lsdException w:name="Grid Table 1 Light Accent 4" w:uiPriority="46"/>
+    <w:lsdException w:name="Grid Table 2 Accent 4" w:uiPriority="47"/>
+    <w:lsdException w:name="Grid Table 3 Accent 4" w:uiPriority="48"/>
+    <w:lsdException w:name="Grid Table 4 Accent 4" w:uiPriority="49"/>
+    <w:lsdException w:name="Grid Table 5 Dark Accent 4" w:uiPriority="50"/>
+    <w:lsdException w:name="Grid Table 6 Colorful Accent 4" w:uiPriority="51"/>
+    <w:lsdException w:name="Grid Table 7 Colorful Accent 4" w:uiPriority="52"/>
+    <w:lsdException w:name="Grid Table 1 Light Accent 5" w:uiPriority="46"/>
+    <w:lsdException w:name="Grid Table 2 Accent 5" w:uiPriority="47"/>
+    <w:lsdException w:name="Grid Table 3 Accent 5" w:uiPriority="48"/>
+    <w:lsdException w:name="Grid Table 4 Accent 5" w:uiPriority="49"/>
+    <w:lsdException w:name="Grid Table 5 Dark Accent 5" w:uiPriority="50"/>
+    <w:lsdException w:name="Grid Table 6 Colorful Accent 5" w:uiPriority="51"/>
+    <w:lsdException w:name="Grid Table 7 Colorful Accent 5" w:uiPriority="52"/>
+    <w:lsdException w:name="Grid Table 1 Light Accent 6" w:uiPriority="46"/>
+    <w:lsdException w:name="Grid Table 2 Accent 6" w:uiPriority="47"/>
+    <w:lsdException w:name="Grid Table 3 Accent 6" w:uiPriority="48"/>
+    <w:lsdException w:name="Grid Table 4 Accent 6" w:uiPriority="49"/>
+    <w:lsdException w:name="Grid Table 5 Dark Accent 6" w:uiPriority="50"/>
+    <w:lsdException w:name="Grid Table 6 Colorful Accent 6" w:uiPriority="51"/>
+    <w:lsdException w:name="Grid Table 7 Colorful Accent 6" w:uiPriority="52"/>
+    <w:lsdException w:name="List Table 1 Light" w:uiPriority="46"/>
+    <w:lsdException w:name="List Table 2" w:uiPriority="47"/>
+    <w:lsdException w:name="List Table 3" w:uiPriority="48"/>
+    <w:lsdException w:name="List Table 4" w:uiPriority="49"/>
+    <w:lsdException w:name="List Table 5 Dark" w:uiPriority="50"/>
+    <w:lsdException w:name="List Table 6 Colorful" w:uiPriority="51"/>
+    <w:lsdException w:name="List Table 7 Colorful" w:uiPriority="52"/>
+    <w:lsdException w:name="List Table 1 Light Accent 1" w:uiPriority="46"/>
+    <w:lsdException w:name="List Table 2 Accent 1" w:uiPriority="47"/>
+    <w:lsdException w:name="List Table 3 Accent 1" w:uiPriority="48"/>
+    <w:lsdException w:name="List Table 4 Accent 1" w:uiPriority="49"/>
+    <w:lsdException w:name="List Table 5 Dark Accent 1" w:uiPriority="50"/>
+    <w:lsdException w:name="List Table 6 Colorful Accent 1" w:uiPriority="51"/>
+    <w:lsdException w:name="List Table 7 Colorful Accent 1" w:uiPriority="52"/>
+    <w:lsdException w:name="List Table 1 Light Accent 2" w:uiPriority="46"/>
+    <w:lsdException w:name="List Table 2 Accent 2" w:uiPriority="47"/>
+    <w:lsdException w:name="List Table 3 Accent 2" w:uiPriority="48"/>
+    <w:lsdException w:name="List Table 4 Accent 2" w:uiPriority="49"/>
+    <w:lsdException w:name="List Table 5 Dark Accent 2" w:uiPriority="50"/>
+    <w:lsdException w:name="List Table 6 Colorful Accent 2" w:uiPriority="51"/>
+    <w:lsdException w:name="List Table 7 Colorful Accent 2" w:uiPriority="52"/>
+    <w:lsdException w:name="List Table 1 Light Accent 3" w:uiPriority="46"/>
+    <w:lsdException w:name="List Table 2 Accent 3" w:uiPriority="47"/>
+    <w:lsdException w:name="List Table 3 Accent 3" w:uiPriority="48"/>
+    <w:lsdException w:name="List Table 4 Accent 3" w:uiPriority="49"/>
+    <w:lsdException w:name="List Table 5 Dark Accent 3" w:uiPriority="50"/>
+    <w:lsdException w:name="List Table 6 Colorful Accent 3" w:uiPriority="51"/>
+    <w:lsdException w:name="List Table 7 Colorful Accent 3" w:uiPriority="52"/>
+    <w:lsdException w:name="List Table 1 Light Accent 4" w:uiPriority="46"/>
+    <w:lsdException w:name="List Table 2 Accent 4" w:uiPriority="47"/>
+    <w:lsdException w:name="List Table 3 Accent 4" w:uiPriority="48"/>
+    <w:lsdException w:name="List Table 4 Accent 4" w:uiPriority="49"/>
+    <w:lsdException w:name="List Table 5 Dark Accent 4" w:uiPriority="50"/>
+    <w:lsdException w:name="List Table 6 Colorful Accent 4" w:uiPriority="51"/>
+    <w:lsdException w:name="List Table 7 Colorful Accent 4" w:uiPriority="52"/>
+    <w:lsdException w:name="List Table 1 Light Accent 5" w:uiPriority="46"/>
+    <w:lsdException w:name="List Table 2 Accent 5" w:uiPriority="47"/>
+    <w:lsdException w:name="List Table 3 Accent 5" w:uiPriority="48"/>
+    <w:lsdException w:name="List Table 4 Accent 5" w:uiPriority="49"/>
+    <w:lsdException w:name="List Table 5 Dark Accent 5" w:uiPriority="50"/>
+    <w:lsdException w:name="List Table 6 Colorful Accent 5" w:uiPriority="51"/>
+    <w:lsdException w:name="List Table 7 Colorful Accent 5" w:uiPriority="52"/>
+    <w:lsdException w:name="List Table 1 Light Accent 6" w:uiPriority="46"/>
+    <w:lsdException w:name="List Table 2 Accent 6" w:uiPriority="47"/>
+    <w:lsdException w:name="List Table 3 Accent 6" w:uiPriority="48"/>
+    <w:lsdException w:name="List Table 4 Accent 6" w:uiPriority="49"/>
+    <w:lsdException w:name="List Table 5 Dark Accent 6" w:uiPriority="50"/>
+    <w:lsdException w:name="List Table 6 Colorful Accent 6" w:uiPriority="51"/>
+    <w:lsdException w:name="List Table 7 Colorful Accent 6" w:uiPriority="52"/>
+    <w:lsdException w:name="Mention" w:semiHidden="1" w:uiPriority="99" w:unhideWhenUsed="1"/>
+    <w:lsdException w:name="Smart Hyperlink" w:semiHidden="1" w:uiPriority="99" w:unhideWhenUsed="1"/>
+    <w:lsdException w:name="Hashtag" w:semiHidden="1" w:uiPriority="99" w:unhideWhenUsed="1"/>
+    <w:lsdException w:name="Unresolved Mention" w:semiHidden="1" w:uiPriority="99" w:unhideWhenUsed="1"/>
+    <w:lsdException w:name="Smart Link" w:semiHidden="1" w:uiPriority="99" w:unhideWhenUsed="1"/>
+  </w:latentStyles>
+  <w:style w:type="paragraph" w:default="1" w:styleId="Normal">
     <w:name w:val="Normal"/>
     <w:qFormat/>
-    <w:rPr>
-      <w:rFonts w:ascii="Arial" w:cs="Arial" w:eastAsia="Arial" w:hAnsi="Arial"/>
-      <w:sz w:val="22"/>
-    </w:rPr>
-  </w:style>
-  <w:style w:styleId="BodyText" w:type="paragraph">
-    <w:name w:val="Body Text"/>
-    <w:basedOn w:val="Normal"/>
-    <w:link w:val="BodyTextChar"/>
-    <w:qFormat/>
-    <w:pPr>
-      <w:jc w:val="both"/>
-      <w:spacing w:after="120" w:before="0"/>
-    </w:pPr>
-    <w:rPr>
-      <w:rFonts w:ascii="Arial" w:cs="Arial" w:eastAsia="Arial" w:hAnsi="Arial"/>
-      <w:sz w:val="22"/>
-    </w:rPr>
-  </w:style>
-  <w:style w:customStyle="1" w:styleId="FirstParagraph" w:type="paragraph">
-    <w:name w:val="First Paragraph"/>
-    <w:basedOn w:val="BodyText"/>
-    <w:next w:val="BodyText"/>
-    <w:qFormat/>
-  </w:style>
-  <w:style w:customStyle="1" w:styleId="Compact" w:type="paragraph">
-    <w:name w:val="Compact"/>
-    <w:basedOn w:val="BodyText"/>
-    <w:qFormat/>
-    <w:pPr>
-      <w:spacing w:after="40" w:before="0"/>
-    </w:pPr>
-  </w:style>
-  <w:style w:styleId="Title" w:type="paragraph">
-    <w:name w:val="Title"/>
-    <w:basedOn w:val="Normal"/>
-    <w:next w:val="BodyText"/>
-    <w:link w:val="TitleChar"/>
-    <w:uiPriority w:val="10"/>
-    <w:qFormat/>
-    <w:rsid w:val="00A10FD9"/>
-    <w:pPr>
-      <w:spacing w:after="80" w:line="240" w:lineRule="auto"/>
-      <w:contextualSpacing/>
-      <w:jc w:val="center"/>
-    </w:pPr>
-    <w:rPr>
-      <w:rFonts w:ascii="Arial" w:cs="Arial" w:eastAsia="Arial" w:hAnsi="Arial"/>
-      <w:sz w:val="56"/>
-      <w:szCs w:val="56"/>
-    </w:rPr>
-  </w:style>
-  <w:style w:customStyle="1" w:styleId="TitleChar" w:type="character">
-    <w:name w:val="Title Char"/>
-    <w:basedOn w:val="DefaultParagraphFont"/>
-    <w:link w:val="Title"/>
-    <w:uiPriority w:val="10"/>
-    <w:rsid w:val="00A10FD9"/>
-    <w:rPr>
-      <w:rFonts w:ascii="Arial" w:cs="Arial" w:eastAsia="Arial" w:hAnsi="Arial"/>
-      <w:sz w:val="56"/>
-      <w:szCs w:val="56"/>
-    </w:rPr>
-  </w:style>
-  <w:style w:styleId="Subtitle" w:type="paragraph">
-    <w:name w:val="Subtitle"/>
-    <w:basedOn w:val="Title"/>
-    <w:next w:val="BodyText"/>
-    <w:link w:val="SubtitleChar"/>
-    <w:uiPriority w:val="11"/>
-    <w:qFormat/>
-    <w:rsid w:val="00A10FD9"/>
-    <w:pPr>
-      <w:numPr>
-        <w:ilvl w:val="1"/>
-      </w:numPr>
-    </w:pPr>
-    <w:rPr>
-      <w:rFonts w:ascii="Arial" w:cs="Arial" w:eastAsia="Arial" w:hAnsi="Arial"/>
-      <w:spacing w:val="15"/>
-      <w:sz w:val="28"/>
-      <w:szCs w:val="28"/>
-    </w:rPr>
-  </w:style>
-  <w:style w:customStyle="1" w:styleId="SubtitleChar" w:type="character">
-    <w:name w:val="Subtitle Char"/>
-    <w:basedOn w:val="DefaultParagraphFont"/>
-    <w:link w:val="Subtitle"/>
-    <w:uiPriority w:val="11"/>
-    <w:rsid w:val="00A10FD9"/>
-    <w:rPr>
-      <w:rFonts w:ascii="Arial" w:cs="Arial" w:eastAsia="Arial" w:hAnsi="Arial"/>
-      <w:color w:themeColor="text1" w:themeTint="A6" w:val="595959"/>
-      <w:spacing w:val="15"/>
-      <w:sz w:val="28"/>
-      <w:szCs w:val="28"/>
-    </w:rPr>
-  </w:style>
-  <w:style w:customStyle="1" w:styleId="Author" w:type="paragraph">
-    <w:name w:val="Author"/>
-    <w:basedOn w:val="Title"/>
-    <w:next w:val="BodyText"/>
-    <w:qFormat/>
-    <w:pPr>
-      <w:keepNext/>
-      <w:keepLines/>
-    </w:pPr>
-    <w:rPr>
-      <w:sz w:val="24"/>
-      <w:szCs w:val="24"/>
-    </w:rPr>
-  </w:style>
-  <w:style w:styleId="Date" w:type="paragraph">
-    <w:name w:val="Date"/>
-    <w:basedOn w:val="Title"/>
-    <w:next w:val="BodyText"/>
-    <w:qFormat/>
-    <w:pPr>
-      <w:keepNext/>
-      <w:keepLines/>
-    </w:pPr>
-    <w:rPr>
-      <w:sz w:val="24"/>
-      <w:szCs w:val="24"/>
-    </w:rPr>
-  </w:style>
-  <w:style w:customStyle="1" w:styleId="AbstractTitle" w:type="paragraph">
-    <w:name w:val="Abstract Title"/>
-    <w:basedOn w:val="Normal"/>
-    <w:next w:val="Abstract"/>
-    <w:qFormat/>
-    <w:pPr>
-      <w:keepNext/>
-      <w:keepLines/>
-      <w:spacing w:after="0" w:before="300"/>
-      <w:jc w:val="center"/>
-    </w:pPr>
-    <w:rPr>
-      <w:b/>
-      <w:sz w:val="20"/>
-      <w:szCs w:val="20"/>
-    </w:rPr>
-  </w:style>
-  <w:style w:customStyle="1" w:styleId="Abstract" w:type="paragraph">
-    <w:name w:val="Abstract"/>
-    <w:basedOn w:val="Normal"/>
-    <w:next w:val="BodyText"/>
-    <w:qFormat/>
-    <w:pPr>
-      <w:keepNext/>
-      <w:keepLines/>
-      <w:spacing w:after="300" w:before="100"/>
-    </w:pPr>
-    <w:rPr>
-      <w:sz w:val="20"/>
-      <w:szCs w:val="20"/>
-    </w:rPr>
-  </w:style>
-  <w:style w:styleId="Bibliography" w:type="paragraph">
-    <w:name w:val="Bibliography"/>
-    <w:basedOn w:val="Normal"/>
-    <w:next w:val="Bibliography"/>
-    <w:qFormat/>
-    <w:pPr/>
-    <w:rPr/>
-  </w:style>
-  <w:style w:styleId="Heading1" w:type="paragraph">
+  </w:style>
+  <w:style w:type="paragraph" w:styleId="Heading1">
     <w:name w:val="heading 1"/>
     <w:basedOn w:val="Normal"/>
     <w:next w:val="BodyText"/>
@@ -1382,18 +2273,17 @@
     <w:pPr>
       <w:keepNext/>
       <w:keepLines/>
-      <w:spacing w:after="80" w:before="280"/>
+      <w:spacing w:before="280" w:after="80"/>
       <w:outlineLvl w:val="0"/>
     </w:pPr>
     <w:rPr>
-      <w:rFonts w:ascii="Arial" w:cs="Arial" w:eastAsia="Arial" w:hAnsi="Arial"/>
       <w:b/>
       <w:color w:val="16285C"/>
       <w:sz w:val="28"/>
       <w:szCs w:val="28"/>
     </w:rPr>
   </w:style>
-  <w:style w:styleId="Heading2" w:type="paragraph">
+  <w:style w:type="paragraph" w:styleId="Heading2">
     <w:name w:val="heading 2"/>
     <w:basedOn w:val="Normal"/>
     <w:next w:val="BodyText"/>
@@ -1406,18 +2296,17 @@
     <w:pPr>
       <w:keepNext/>
       <w:keepLines/>
-      <w:spacing w:after="60" w:before="200"/>
+      <w:spacing w:before="200" w:after="60"/>
       <w:outlineLvl w:val="1"/>
     </w:pPr>
     <w:rPr>
-      <w:rFonts w:ascii="Arial" w:cs="Arial" w:eastAsia="Arial" w:hAnsi="Arial"/>
       <w:b/>
       <w:color w:val="16285C"/>
       <w:sz w:val="24"/>
       <w:szCs w:val="24"/>
     </w:rPr>
   </w:style>
-  <w:style w:styleId="Heading3" w:type="paragraph">
+  <w:style w:type="paragraph" w:styleId="Heading3">
     <w:name w:val="heading 3"/>
     <w:basedOn w:val="Normal"/>
     <w:next w:val="BodyText"/>
@@ -1430,18 +2319,15 @@
     <w:pPr>
       <w:keepNext/>
       <w:keepLines/>
-      <w:spacing w:after="40" w:before="160"/>
+      <w:spacing w:before="160" w:after="40"/>
       <w:outlineLvl w:val="2"/>
     </w:pPr>
     <w:rPr>
-      <w:rFonts w:ascii="Arial" w:cs="Arial" w:eastAsia="Arial" w:hAnsi="Arial"/>
       <w:b/>
       <w:color w:val="1F4E79"/>
-      <w:sz w:val="22"/>
-      <w:szCs w:val="22"/>
-    </w:rPr>
-  </w:style>
-  <w:style w:styleId="Heading4" w:type="paragraph">
+    </w:rPr>
+  </w:style>
+  <w:style w:type="paragraph" w:styleId="Heading4">
     <w:name w:val="heading 4"/>
     <w:basedOn w:val="Normal"/>
     <w:next w:val="BodyText"/>
@@ -1454,18 +2340,15 @@
     <w:pPr>
       <w:keepNext/>
       <w:keepLines/>
-      <w:spacing w:after="40" w:before="140"/>
+      <w:spacing w:before="140" w:after="40"/>
       <w:outlineLvl w:val="3"/>
     </w:pPr>
     <w:rPr>
-      <w:rFonts w:ascii="Arial" w:cs="Arial" w:eastAsia="Arial" w:hAnsi="Arial"/>
       <w:b/>
       <w:color w:val="1F4E79"/>
-      <w:sz w:val="22"/>
-      <w:szCs w:val="22"/>
-    </w:rPr>
-  </w:style>
-  <w:style w:styleId="Heading5" w:type="paragraph">
+    </w:rPr>
+  </w:style>
+  <w:style w:type="paragraph" w:styleId="Heading5">
     <w:name w:val="heading 5"/>
     <w:basedOn w:val="Normal"/>
     <w:next w:val="BodyText"/>
@@ -1478,15 +2361,14 @@
     <w:pPr>
       <w:keepNext/>
       <w:keepLines/>
-      <w:spacing w:after="40" w:before="80"/>
+      <w:spacing w:before="80" w:after="40"/>
       <w:outlineLvl w:val="4"/>
     </w:pPr>
     <w:rPr>
-      <w:rFonts w:ascii="Arial" w:cs="Arial" w:eastAsia="Arial" w:hAnsi="Arial"/>
-      <w:color w:themeColor="accent1" w:themeShade="BF" w:val="0F4761"/>
-    </w:rPr>
-  </w:style>
-  <w:style w:styleId="Heading6" w:type="paragraph">
+      <w:color w:val="0F4761" w:themeColor="accent1" w:themeShade="BF"/>
+    </w:rPr>
+  </w:style>
+  <w:style w:type="paragraph" w:styleId="Heading6">
     <w:name w:val="heading 6"/>
     <w:basedOn w:val="Normal"/>
     <w:next w:val="BodyText"/>
@@ -1499,17 +2381,16 @@
     <w:pPr>
       <w:keepNext/>
       <w:keepLines/>
-      <w:spacing w:after="0" w:before="40"/>
+      <w:spacing w:before="40" w:after="0"/>
       <w:outlineLvl w:val="5"/>
     </w:pPr>
     <w:rPr>
-      <w:rFonts w:ascii="Arial" w:cs="Arial" w:eastAsia="Arial" w:hAnsi="Arial"/>
       <w:i/>
       <w:iCs/>
-      <w:color w:themeColor="text1" w:themeTint="A6" w:val="595959"/>
-    </w:rPr>
-  </w:style>
-  <w:style w:styleId="Heading7" w:type="paragraph">
+      <w:color w:val="595959" w:themeColor="text1" w:themeTint="A6"/>
+    </w:rPr>
+  </w:style>
+  <w:style w:type="paragraph" w:styleId="Heading7">
     <w:name w:val="heading 7"/>
     <w:basedOn w:val="Normal"/>
     <w:next w:val="BodyText"/>
@@ -1522,15 +2403,14 @@
     <w:pPr>
       <w:keepNext/>
       <w:keepLines/>
-      <w:spacing w:after="0" w:before="40"/>
+      <w:spacing w:before="40" w:after="0"/>
       <w:outlineLvl w:val="6"/>
     </w:pPr>
     <w:rPr>
-      <w:rFonts w:ascii="Arial" w:cs="Arial" w:eastAsia="Arial" w:hAnsi="Arial"/>
-      <w:color w:themeColor="text1" w:themeTint="A6" w:val="595959"/>
-    </w:rPr>
-  </w:style>
-  <w:style w:styleId="Heading8" w:type="paragraph">
+      <w:color w:val="595959" w:themeColor="text1" w:themeTint="A6"/>
+    </w:rPr>
+  </w:style>
+  <w:style w:type="paragraph" w:styleId="Heading8">
     <w:name w:val="heading 8"/>
     <w:basedOn w:val="Normal"/>
     <w:next w:val="BodyText"/>
@@ -1547,13 +2427,12 @@
       <w:outlineLvl w:val="7"/>
     </w:pPr>
     <w:rPr>
-      <w:rFonts w:ascii="Arial" w:cs="Arial" w:eastAsia="Arial" w:hAnsi="Arial"/>
       <w:i/>
       <w:iCs/>
-      <w:color w:themeColor="text1" w:themeTint="D8" w:val="272727"/>
-    </w:rPr>
-  </w:style>
-  <w:style w:styleId="Heading9" w:type="paragraph">
+      <w:color w:val="272727" w:themeColor="text1" w:themeTint="D8"/>
+    </w:rPr>
+  </w:style>
+  <w:style w:type="paragraph" w:styleId="Heading9">
     <w:name w:val="heading 9"/>
     <w:basedOn w:val="Normal"/>
     <w:next w:val="BodyText"/>
@@ -1570,24 +2449,201 @@
       <w:outlineLvl w:val="8"/>
     </w:pPr>
     <w:rPr>
-      <w:rFonts w:ascii="Arial" w:cs="Arial" w:eastAsia="Arial" w:hAnsi="Arial"/>
-      <w:color w:themeColor="text1" w:themeTint="D8" w:val="272727"/>
-    </w:rPr>
-  </w:style>
-  <w:style w:customStyle="1" w:styleId="Heading1Char" w:type="character">
+      <w:color w:val="272727" w:themeColor="text1" w:themeTint="D8"/>
+    </w:rPr>
+  </w:style>
+  <w:style w:type="character" w:default="1" w:styleId="DefaultParagraphFont">
+    <w:name w:val="Default Paragraph Font"/>
+    <w:uiPriority w:val="1"/>
+    <w:semiHidden/>
+    <w:unhideWhenUsed/>
+  </w:style>
+  <w:style w:type="table" w:default="1" w:styleId="TableNormal">
+    <w:name w:val="Normal Table"/>
+    <w:uiPriority w:val="99"/>
+    <w:semiHidden/>
+    <w:unhideWhenUsed/>
+    <w:tblPr>
+      <w:tblInd w:w="0" w:type="dxa"/>
+      <w:tblCellMar>
+        <w:top w:w="0" w:type="dxa"/>
+        <w:left w:w="108" w:type="dxa"/>
+        <w:bottom w:w="0" w:type="dxa"/>
+        <w:right w:w="108" w:type="dxa"/>
+      </w:tblCellMar>
+    </w:tblPr>
+  </w:style>
+  <w:style w:type="numbering" w:default="1" w:styleId="NoList">
+    <w:name w:val="No List"/>
+    <w:uiPriority w:val="99"/>
+    <w:semiHidden/>
+    <w:unhideWhenUsed/>
+  </w:style>
+  <w:style w:type="paragraph" w:styleId="BodyText">
+    <w:name w:val="Body Text"/>
+    <w:basedOn w:val="Normal"/>
+    <w:qFormat/>
+    <w:pPr>
+      <w:spacing w:after="120"/>
+      <w:jc w:val="both"/>
+    </w:pPr>
+  </w:style>
+  <w:style w:type="paragraph" w:customStyle="1" w:styleId="FirstParagraph">
+    <w:name w:val="First Paragraph"/>
+    <w:basedOn w:val="BodyText"/>
+    <w:next w:val="BodyText"/>
+    <w:qFormat/>
+  </w:style>
+  <w:style w:type="paragraph" w:customStyle="1" w:styleId="Compact">
+    <w:name w:val="Compact"/>
+    <w:basedOn w:val="BodyText"/>
+    <w:qFormat/>
+    <w:pPr>
+      <w:spacing w:after="40"/>
+    </w:pPr>
+  </w:style>
+  <w:style w:type="paragraph" w:styleId="Title">
+    <w:name w:val="Title"/>
+    <w:basedOn w:val="Normal"/>
+    <w:next w:val="BodyText"/>
+    <w:link w:val="TitleChar"/>
+    <w:uiPriority w:val="10"/>
+    <w:qFormat/>
+    <w:rsid w:val="00A10FD9"/>
+    <w:pPr>
+      <w:spacing w:after="80"/>
+      <w:contextualSpacing/>
+      <w:jc w:val="center"/>
+    </w:pPr>
+    <w:rPr>
+      <w:sz w:val="56"/>
+      <w:szCs w:val="56"/>
+    </w:rPr>
+  </w:style>
+  <w:style w:type="character" w:customStyle="1" w:styleId="TitleChar">
+    <w:name w:val="Title Char"/>
+    <w:basedOn w:val="DefaultParagraphFont"/>
+    <w:link w:val="Title"/>
+    <w:uiPriority w:val="10"/>
+    <w:rsid w:val="00A10FD9"/>
+    <w:rPr>
+      <w:rFonts w:ascii="Arial" w:eastAsia="Arial" w:hAnsi="Arial" w:cs="Arial"/>
+      <w:sz w:val="56"/>
+      <w:szCs w:val="56"/>
+    </w:rPr>
+  </w:style>
+  <w:style w:type="paragraph" w:styleId="Subtitle">
+    <w:name w:val="Subtitle"/>
+    <w:basedOn w:val="Title"/>
+    <w:next w:val="BodyText"/>
+    <w:link w:val="SubtitleChar"/>
+    <w:uiPriority w:val="11"/>
+    <w:qFormat/>
+    <w:rsid w:val="00A10FD9"/>
+    <w:pPr>
+      <w:numPr>
+        <w:ilvl w:val="1"/>
+      </w:numPr>
+    </w:pPr>
+    <w:rPr>
+      <w:spacing w:val="15"/>
+      <w:sz w:val="28"/>
+      <w:szCs w:val="28"/>
+    </w:rPr>
+  </w:style>
+  <w:style w:type="character" w:customStyle="1" w:styleId="SubtitleChar">
+    <w:name w:val="Subtitle Char"/>
+    <w:basedOn w:val="DefaultParagraphFont"/>
+    <w:link w:val="Subtitle"/>
+    <w:uiPriority w:val="11"/>
+    <w:rsid w:val="00A10FD9"/>
+    <w:rPr>
+      <w:rFonts w:ascii="Arial" w:eastAsia="Arial" w:hAnsi="Arial" w:cs="Arial"/>
+      <w:color w:val="595959" w:themeColor="text1" w:themeTint="A6"/>
+      <w:spacing w:val="15"/>
+      <w:sz w:val="28"/>
+      <w:szCs w:val="28"/>
+    </w:rPr>
+  </w:style>
+  <w:style w:type="paragraph" w:customStyle="1" w:styleId="Author">
+    <w:name w:val="Author"/>
+    <w:basedOn w:val="Title"/>
+    <w:next w:val="BodyText"/>
+    <w:qFormat/>
+    <w:pPr>
+      <w:keepNext/>
+      <w:keepLines/>
+    </w:pPr>
+    <w:rPr>
+      <w:sz w:val="24"/>
+      <w:szCs w:val="24"/>
+    </w:rPr>
+  </w:style>
+  <w:style w:type="paragraph" w:styleId="Date">
+    <w:name w:val="Date"/>
+    <w:basedOn w:val="Title"/>
+    <w:next w:val="BodyText"/>
+    <w:qFormat/>
+    <w:pPr>
+      <w:keepNext/>
+      <w:keepLines/>
+    </w:pPr>
+    <w:rPr>
+      <w:sz w:val="24"/>
+      <w:szCs w:val="24"/>
+    </w:rPr>
+  </w:style>
+  <w:style w:type="paragraph" w:customStyle="1" w:styleId="AbstractTitle">
+    <w:name w:val="Abstract Title"/>
+    <w:basedOn w:val="Normal"/>
+    <w:next w:val="Abstract"/>
+    <w:qFormat/>
+    <w:pPr>
+      <w:keepNext/>
+      <w:keepLines/>
+      <w:spacing w:before="300" w:after="0"/>
+      <w:jc w:val="center"/>
+    </w:pPr>
+    <w:rPr>
+      <w:b/>
+      <w:sz w:val="20"/>
+      <w:szCs w:val="20"/>
+    </w:rPr>
+  </w:style>
+  <w:style w:type="paragraph" w:customStyle="1" w:styleId="Abstract">
+    <w:name w:val="Abstract"/>
+    <w:basedOn w:val="Normal"/>
+    <w:next w:val="BodyText"/>
+    <w:qFormat/>
+    <w:pPr>
+      <w:keepNext/>
+      <w:keepLines/>
+      <w:spacing w:before="100" w:after="300"/>
+    </w:pPr>
+    <w:rPr>
+      <w:sz w:val="20"/>
+      <w:szCs w:val="20"/>
+    </w:rPr>
+  </w:style>
+  <w:style w:type="paragraph" w:styleId="Bibliography">
+    <w:name w:val="Bibliography"/>
+    <w:basedOn w:val="Normal"/>
+    <w:qFormat/>
+  </w:style>
+  <w:style w:type="character" w:customStyle="1" w:styleId="Heading1Char">
     <w:name w:val="Heading 1 Char"/>
     <w:basedOn w:val="DefaultParagraphFont"/>
     <w:link w:val="Heading1"/>
     <w:uiPriority w:val="9"/>
     <w:rsid w:val="00A10FD9"/>
     <w:rPr>
-      <w:rFonts w:ascii="Arial" w:cs="Arial" w:eastAsia="Arial" w:hAnsi="Arial"/>
-      <w:color w:themeColor="accent1" w:themeShade="BF" w:val="0F4761"/>
+      <w:rFonts w:ascii="Arial" w:eastAsia="Arial" w:hAnsi="Arial" w:cs="Arial"/>
+      <w:color w:val="0F4761" w:themeColor="accent1" w:themeShade="BF"/>
       <w:sz w:val="40"/>
       <w:szCs w:val="40"/>
     </w:rPr>
   </w:style>
-  <w:style w:customStyle="1" w:styleId="Heading2Char" w:type="character">
+  <w:style w:type="character" w:customStyle="1" w:styleId="Heading2Char">
     <w:name w:val="Heading 2 Char"/>
     <w:basedOn w:val="DefaultParagraphFont"/>
     <w:link w:val="Heading2"/>
@@ -1595,13 +2651,13 @@
     <w:semiHidden/>
     <w:rsid w:val="00A10FD9"/>
     <w:rPr>
-      <w:rFonts w:ascii="Arial" w:cs="Arial" w:eastAsia="Arial" w:hAnsi="Arial"/>
-      <w:color w:themeColor="accent1" w:themeShade="BF" w:val="0F4761"/>
+      <w:rFonts w:ascii="Arial" w:eastAsia="Arial" w:hAnsi="Arial" w:cs="Arial"/>
+      <w:color w:val="0F4761" w:themeColor="accent1" w:themeShade="BF"/>
       <w:sz w:val="32"/>
       <w:szCs w:val="32"/>
     </w:rPr>
   </w:style>
-  <w:style w:customStyle="1" w:styleId="Heading3Char" w:type="character">
+  <w:style w:type="character" w:customStyle="1" w:styleId="Heading3Char">
     <w:name w:val="Heading 3 Char"/>
     <w:basedOn w:val="DefaultParagraphFont"/>
     <w:link w:val="Heading3"/>
@@ -1609,13 +2665,13 @@
     <w:semiHidden/>
     <w:rsid w:val="00A10FD9"/>
     <w:rPr>
-      <w:rFonts w:ascii="Arial" w:cs="Arial" w:eastAsia="Arial" w:hAnsi="Arial"/>
-      <w:color w:themeColor="accent1" w:themeShade="BF" w:val="0F4761"/>
+      <w:rFonts w:ascii="Arial" w:eastAsia="Arial" w:hAnsi="Arial" w:cs="Arial"/>
+      <w:color w:val="0F4761" w:themeColor="accent1" w:themeShade="BF"/>
       <w:sz w:val="28"/>
       <w:szCs w:val="28"/>
     </w:rPr>
   </w:style>
-  <w:style w:customStyle="1" w:styleId="Heading4Char" w:type="character">
+  <w:style w:type="character" w:customStyle="1" w:styleId="Heading4Char">
     <w:name w:val="Heading 4 Char"/>
     <w:basedOn w:val="DefaultParagraphFont"/>
     <w:link w:val="Heading4"/>
@@ -1623,13 +2679,13 @@
     <w:semiHidden/>
     <w:rsid w:val="00A10FD9"/>
     <w:rPr>
-      <w:rFonts w:ascii="Arial" w:cs="Arial" w:eastAsia="Arial" w:hAnsi="Arial"/>
+      <w:rFonts w:ascii="Arial" w:eastAsia="Arial" w:hAnsi="Arial" w:cs="Arial"/>
       <w:i/>
       <w:iCs/>
-      <w:color w:themeColor="accent1" w:themeShade="BF" w:val="0F4761"/>
-    </w:rPr>
-  </w:style>
-  <w:style w:customStyle="1" w:styleId="Heading5Char" w:type="character">
+      <w:color w:val="0F4761" w:themeColor="accent1" w:themeShade="BF"/>
+    </w:rPr>
+  </w:style>
+  <w:style w:type="character" w:customStyle="1" w:styleId="Heading5Char">
     <w:name w:val="Heading 5 Char"/>
     <w:basedOn w:val="DefaultParagraphFont"/>
     <w:link w:val="Heading5"/>
@@ -1637,11 +2693,11 @@
     <w:semiHidden/>
     <w:rsid w:val="00A10FD9"/>
     <w:rPr>
-      <w:rFonts w:ascii="Arial" w:cs="Arial" w:eastAsia="Arial" w:hAnsi="Arial"/>
-      <w:color w:themeColor="accent1" w:themeShade="BF" w:val="0F4761"/>
-    </w:rPr>
-  </w:style>
-  <w:style w:customStyle="1" w:styleId="Heading6Char" w:type="character">
+      <w:rFonts w:ascii="Arial" w:eastAsia="Arial" w:hAnsi="Arial" w:cs="Arial"/>
+      <w:color w:val="0F4761" w:themeColor="accent1" w:themeShade="BF"/>
+    </w:rPr>
+  </w:style>
+  <w:style w:type="character" w:customStyle="1" w:styleId="Heading6Char">
     <w:name w:val="Heading 6 Char"/>
     <w:basedOn w:val="DefaultParagraphFont"/>
     <w:link w:val="Heading6"/>
@@ -1649,13 +2705,13 @@
     <w:semiHidden/>
     <w:rsid w:val="00A10FD9"/>
     <w:rPr>
-      <w:rFonts w:ascii="Arial" w:cs="Arial" w:eastAsia="Arial" w:hAnsi="Arial"/>
+      <w:rFonts w:ascii="Arial" w:eastAsia="Arial" w:hAnsi="Arial" w:cs="Arial"/>
       <w:i/>
       <w:iCs/>
-      <w:color w:themeColor="text1" w:themeTint="A6" w:val="595959"/>
-    </w:rPr>
-  </w:style>
-  <w:style w:customStyle="1" w:styleId="Heading7Char" w:type="character">
+      <w:color w:val="595959" w:themeColor="text1" w:themeTint="A6"/>
+    </w:rPr>
+  </w:style>
+  <w:style w:type="character" w:customStyle="1" w:styleId="Heading7Char">
     <w:name w:val="Heading 7 Char"/>
     <w:basedOn w:val="DefaultParagraphFont"/>
     <w:link w:val="Heading7"/>
@@ -1663,11 +2719,11 @@
     <w:semiHidden/>
     <w:rsid w:val="00A10FD9"/>
     <w:rPr>
-      <w:rFonts w:ascii="Arial" w:cs="Arial" w:eastAsia="Arial" w:hAnsi="Arial"/>
-      <w:color w:themeColor="text1" w:themeTint="A6" w:val="595959"/>
-    </w:rPr>
-  </w:style>
-  <w:style w:customStyle="1" w:styleId="Heading8Char" w:type="character">
+      <w:rFonts w:ascii="Arial" w:eastAsia="Arial" w:hAnsi="Arial" w:cs="Arial"/>
+      <w:color w:val="595959" w:themeColor="text1" w:themeTint="A6"/>
+    </w:rPr>
+  </w:style>
+  <w:style w:type="character" w:customStyle="1" w:styleId="Heading8Char">
     <w:name w:val="Heading 8 Char"/>
     <w:basedOn w:val="DefaultParagraphFont"/>
     <w:link w:val="Heading8"/>
@@ -1675,13 +2731,13 @@
     <w:semiHidden/>
     <w:rsid w:val="00A10FD9"/>
     <w:rPr>
-      <w:rFonts w:ascii="Arial" w:cs="Arial" w:eastAsia="Arial" w:hAnsi="Arial"/>
+      <w:rFonts w:ascii="Arial" w:eastAsia="Arial" w:hAnsi="Arial" w:cs="Arial"/>
       <w:i/>
       <w:iCs/>
-      <w:color w:themeColor="text1" w:themeTint="D8" w:val="272727"/>
-    </w:rPr>
-  </w:style>
-  <w:style w:customStyle="1" w:styleId="Heading9Char" w:type="character">
+      <w:color w:val="272727" w:themeColor="text1" w:themeTint="D8"/>
+    </w:rPr>
+  </w:style>
+  <w:style w:type="character" w:customStyle="1" w:styleId="Heading9Char">
     <w:name w:val="Heading 9 Char"/>
     <w:basedOn w:val="DefaultParagraphFont"/>
     <w:link w:val="Heading9"/>
@@ -1689,11 +2745,11 @@
     <w:semiHidden/>
     <w:rsid w:val="00A10FD9"/>
     <w:rPr>
-      <w:rFonts w:ascii="Arial" w:cs="Arial" w:eastAsia="Arial" w:hAnsi="Arial"/>
-      <w:color w:themeColor="text1" w:themeTint="D8" w:val="272727"/>
-    </w:rPr>
-  </w:style>
-  <w:style w:styleId="BlockText" w:type="paragraph">
+      <w:rFonts w:ascii="Arial" w:eastAsia="Arial" w:hAnsi="Arial" w:cs="Arial"/>
+      <w:color w:val="272727" w:themeColor="text1" w:themeTint="D8"/>
+    </w:rPr>
+  </w:style>
+  <w:style w:type="paragraph" w:styleId="BlockText">
     <w:name w:val="Block Text"/>
     <w:basedOn w:val="BodyText"/>
     <w:next w:val="BodyText"/>
@@ -1701,19 +2757,18 @@
     <w:unhideWhenUsed/>
     <w:qFormat/>
     <w:pPr>
-      <w:spacing w:after="100" w:before="100"/>
-      <w:ind w:firstLine="0" w:left="480" w:right="480"/>
-    </w:pPr>
-  </w:style>
-  <w:style w:styleId="FootnoteText" w:type="paragraph">
-    <w:name w:val="Footnote Text"/>
+      <w:spacing w:before="100" w:after="100"/>
+      <w:ind w:left="480" w:right="480"/>
+    </w:pPr>
+  </w:style>
+  <w:style w:type="paragraph" w:styleId="FootnoteText">
+    <w:name w:val="footnote text"/>
     <w:basedOn w:val="Normal"/>
-    <w:next w:val="FootnoteText"/>
     <w:uiPriority w:val="9"/>
     <w:unhideWhenUsed/>
     <w:qFormat/>
   </w:style>
-  <w:style w:styleId="FootnoteBlockText" w:type="paragraph">
+  <w:style w:type="paragraph" w:customStyle="1" w:styleId="FootnoteBlockText">
     <w:name w:val="Footnote Block Text"/>
     <w:basedOn w:val="FootnoteText"/>
     <w:next w:val="FootnoteText"/>
@@ -1721,49 +2776,44 @@
     <w:unhideWhenUsed/>
     <w:qFormat/>
     <w:pPr>
-      <w:spacing w:after="100" w:before="100"/>
-      <w:ind w:firstLine="0" w:left="480" w:right="480"/>
-    </w:pPr>
-  </w:style>
-  <w:style w:default="1" w:styleId="DefaultParagraphFont" w:type="character">
-    <w:name w:val="Default Paragraph Font"/>
+      <w:spacing w:before="100" w:after="100"/>
+      <w:ind w:left="480" w:right="480"/>
+    </w:pPr>
+  </w:style>
+  <w:style w:type="table" w:customStyle="1" w:styleId="Table">
+    <w:name w:val="Table"/>
     <w:semiHidden/>
     <w:unhideWhenUsed/>
-  </w:style>
-  <w:style w:default="1" w:styleId="Table" w:type="table">
-    <w:name w:val="Table"/>
-    <w:basedOn w:val="TableNormal"/>
-    <w:semiHidden/>
-    <w:unhideWhenUsed/>
     <w:qFormat/>
     <w:tblPr>
+      <w:tblInd w:w="0" w:type="dxa"/>
       <w:tblBorders>
-        <w:top w:color="9AA5B1" w:space="0" w:sz="6" w:val="single"/>
-        <w:left w:color="9AA5B1" w:space="0" w:sz="6" w:val="single"/>
-        <w:bottom w:color="9AA5B1" w:space="0" w:sz="6" w:val="single"/>
-        <w:right w:color="9AA5B1" w:space="0" w:sz="6" w:val="single"/>
-        <w:insideH w:color="9AA5B1" w:space="0" w:sz="6" w:val="single"/>
-        <w:insideV w:color="9AA5B1" w:space="0" w:sz="6" w:val="single"/>
+        <w:top w:val="single" w:sz="6" w:space="0" w:color="9AA5B1"/>
+        <w:left w:val="single" w:sz="6" w:space="0" w:color="9AA5B1"/>
+        <w:bottom w:val="single" w:sz="6" w:space="0" w:color="9AA5B1"/>
+        <w:right w:val="single" w:sz="6" w:space="0" w:color="9AA5B1"/>
+        <w:insideH w:val="single" w:sz="6" w:space="0" w:color="9AA5B1"/>
+        <w:insideV w:val="single" w:sz="6" w:space="0" w:color="9AA5B1"/>
       </w:tblBorders>
-      <w:tblInd w:type="dxa" w:w="0"/>
       <w:tblCellMar>
-        <w:top w:type="dxa" w:w="0"/>
-        <w:left w:type="dxa" w:w="108"/>
-        <w:bottom w:type="dxa" w:w="0"/>
-        <w:right w:type="dxa" w:w="108"/>
+        <w:top w:w="0" w:type="dxa"/>
+        <w:left w:w="108" w:type="dxa"/>
+        <w:bottom w:w="0" w:type="dxa"/>
+        <w:right w:w="108" w:type="dxa"/>
       </w:tblCellMar>
     </w:tblPr>
     <w:tblStylePr w:type="firstRow">
+      <w:tblPr/>
       <w:tcPr>
-        <w:shd w:color="auto" w:fill="EDF2F8" w:val="clear"/>
         <w:tcBorders>
-          <w:bottom w:color="16285C" w:sz="8" w:val="single"/>
+          <w:bottom w:val="single" w:sz="8" w:space="0" w:color="16285C"/>
         </w:tcBorders>
+        <w:shd w:val="clear" w:color="auto" w:fill="EDF2F8"/>
         <w:vAlign w:val="bottom"/>
       </w:tcPr>
     </w:tblStylePr>
   </w:style>
-  <w:style w:customStyle="1" w:styleId="DefinitionTerm" w:type="paragraph">
+  <w:style w:type="paragraph" w:customStyle="1" w:styleId="DefinitionTerm">
     <w:name w:val="Definition Term"/>
     <w:basedOn w:val="Normal"/>
     <w:next w:val="Definition"/>
@@ -1776,75 +2826,77 @@
       <w:b/>
     </w:rPr>
   </w:style>
-  <w:style w:customStyle="1" w:styleId="Definition" w:type="paragraph">
+  <w:style w:type="paragraph" w:customStyle="1" w:styleId="Definition">
     <w:name w:val="Definition"/>
     <w:basedOn w:val="Normal"/>
   </w:style>
-  <w:style w:styleId="Caption" w:type="paragraph">
-    <w:name w:val="Caption"/>
+  <w:style w:type="paragraph" w:styleId="Caption">
+    <w:name w:val="caption"/>
     <w:basedOn w:val="Normal"/>
-    <w:link w:val="BodyTextChar"/>
-    <w:pPr>
-      <w:spacing w:after="120" w:before="0"/>
+    <w:link w:val="CaptionChar"/>
+    <w:pPr>
+      <w:spacing w:after="120"/>
     </w:pPr>
     <w:rPr>
       <w:i/>
     </w:rPr>
   </w:style>
-  <w:style w:customStyle="1" w:styleId="TableCaption" w:type="paragraph">
+  <w:style w:type="paragraph" w:customStyle="1" w:styleId="TableCaption">
     <w:name w:val="Table Caption"/>
     <w:basedOn w:val="Caption"/>
     <w:pPr>
       <w:keepNext/>
     </w:pPr>
   </w:style>
-  <w:style w:customStyle="1" w:styleId="ImageCaption" w:type="paragraph">
+  <w:style w:type="paragraph" w:customStyle="1" w:styleId="ImageCaption">
     <w:name w:val="Image Caption"/>
     <w:basedOn w:val="Caption"/>
   </w:style>
-  <w:style w:customStyle="1" w:styleId="Figure" w:type="paragraph">
+  <w:style w:type="paragraph" w:customStyle="1" w:styleId="Figure">
     <w:name w:val="Figure"/>
     <w:basedOn w:val="Normal"/>
   </w:style>
-  <w:style w:customStyle="1" w:styleId="CaptionedFigure" w:type="paragraph">
+  <w:style w:type="paragraph" w:customStyle="1" w:styleId="CaptionedFigure">
     <w:name w:val="Captioned Figure"/>
     <w:basedOn w:val="Figure"/>
     <w:pPr>
       <w:keepNext/>
     </w:pPr>
   </w:style>
-  <w:style w:customStyle="1" w:styleId="BodyTextChar" w:type="character">
-    <w:name w:val="Body Text Char"/>
+  <w:style w:type="character" w:customStyle="1" w:styleId="CaptionChar">
+    <w:name w:val="Caption Char"/>
     <w:basedOn w:val="DefaultParagraphFont"/>
-    <w:link w:val="BodyText"/>
-  </w:style>
-  <w:style w:customStyle="1" w:styleId="VerbatimChar" w:type="character">
+    <w:link w:val="Caption"/>
+  </w:style>
+  <w:style w:type="character" w:customStyle="1" w:styleId="VerbatimChar">
     <w:name w:val="Verbatim Char"/>
-    <w:basedOn w:val="BodyTextChar"/>
+    <w:basedOn w:val="CaptionChar"/>
+    <w:link w:val="SourceCode"/>
     <w:rPr>
       <w:rFonts w:ascii="Consolas" w:hAnsi="Consolas"/>
       <w:sz w:val="22"/>
     </w:rPr>
   </w:style>
-  <w:style w:customStyle="1" w:styleId="SectionNumber" w:type="character">
+  <w:style w:type="character" w:customStyle="1" w:styleId="SectionNumber">
     <w:name w:val="Section Number"/>
-    <w:basedOn w:val="BodyTextChar"/>
-  </w:style>
-  <w:style w:styleId="FootnoteReference" w:type="character">
-    <w:name w:val="Footnote Reference"/>
-    <w:basedOn w:val="BodyTextChar"/>
+    <w:basedOn w:val="CaptionChar"/>
+  </w:style>
+  <w:style w:type="character" w:styleId="FootnoteReference">
+    <w:name w:val="footnote reference"/>
+    <w:basedOn w:val="CaptionChar"/>
     <w:rPr>
       <w:vertAlign w:val="superscript"/>
     </w:rPr>
   </w:style>
-  <w:style w:styleId="Hyperlink" w:type="character">
+  <w:style w:type="character" w:styleId="Hyperlink">
     <w:name w:val="Hyperlink"/>
-    <w:basedOn w:val="BodyTextChar"/>
-    <w:rPr>
-      <w:color w:themeColor="accent1" w:val="4F81BD"/>
-    </w:rPr>
-  </w:style>
-  <w:style w:styleId="TOCHeading" w:type="paragraph">
+    <w:basedOn w:val="CaptionChar"/>
+    <w:uiPriority w:val="99"/>
+    <w:rPr>
+      <w:color w:val="156082" w:themeColor="accent1"/>
+    </w:rPr>
+  </w:style>
+  <w:style w:type="paragraph" w:styleId="TOCHeading">
     <w:name w:val="TOC Heading"/>
     <w:basedOn w:val="Heading1"/>
     <w:next w:val="BodyText"/>
@@ -1856,193 +2908,158 @@
       <w:outlineLvl w:val="9"/>
     </w:pPr>
     <w:rPr>
-      <w:rFonts w:ascii="Arial" w:cs="Arial" w:eastAsia="Arial" w:hAnsi="Arial"/>
       <w:b w:val="0"/>
-      <w:bCs w:val="0"/>
-      <w:color w:themeColor="accent1" w:themeShade="BF" w:val="365F91"/>
-    </w:rPr>
-  </w:style>
-  <w:style w:customStyle="1" w:styleId="Centrado" w:type="paragraph">
+      <w:color w:val="0F4761" w:themeColor="accent1" w:themeShade="BF"/>
+    </w:rPr>
+  </w:style>
+  <w:style w:type="paragraph" w:customStyle="1" w:styleId="Centrado">
     <w:name w:val="Centrado"/>
     <w:basedOn w:val="BodyText"/>
     <w:qFormat/>
     <w:pPr>
+      <w:spacing w:before="100" w:after="100"/>
       <w:jc w:val="center"/>
-      <w:spacing w:after="100" w:before="100"/>
-    </w:pPr>
-    <w:rPr>
-      <w:rFonts w:ascii="Arial" w:hAnsi="Arial"/>
-    </w:rPr>
-  </w:style>
-  <w:style w:customStyle="1" w:styleId="TituloCaratula" w:type="paragraph">
+    </w:pPr>
+  </w:style>
+  <w:style w:type="paragraph" w:customStyle="1" w:styleId="TituloCaratula">
     <w:name w:val="TituloCaratula"/>
     <w:basedOn w:val="BodyText"/>
     <w:qFormat/>
     <w:pPr>
+      <w:spacing w:before="240" w:after="240"/>
       <w:jc w:val="center"/>
-      <w:spacing w:after="240" w:before="240"/>
-    </w:pPr>
-    <w:rPr>
-      <w:rFonts w:ascii="Arial" w:hAnsi="Arial"/>
+    </w:pPr>
+    <w:rPr>
       <w:sz w:val="52"/>
     </w:rPr>
   </w:style>
-  <w:style w:customStyle="1" w:styleId="Caratula" w:type="paragraph">
+  <w:style w:type="paragraph" w:customStyle="1" w:styleId="Caratula">
     <w:name w:val="Caratula"/>
     <w:basedOn w:val="BodyText"/>
     <w:qFormat/>
     <w:pPr>
+      <w:spacing w:after="80"/>
       <w:jc w:val="center"/>
-      <w:spacing w:after="80" w:before="0"/>
-    </w:pPr>
-    <w:rPr>
-      <w:rFonts w:ascii="Arial" w:hAnsi="Arial"/>
-      <w:sz w:val="22"/>
-    </w:rPr>
-  </w:style>
-  <w:style w:customStyle="1" w:styleId="CaratulaInstitucion" w:type="paragraph">
+    </w:pPr>
+  </w:style>
+  <w:style w:type="paragraph" w:customStyle="1" w:styleId="CaratulaInstitucion">
     <w:name w:val="Caratula Institucion"/>
     <w:basedOn w:val="Caratula"/>
     <w:qFormat/>
     <w:pPr>
-      <w:jc w:val="center"/>
-      <w:spacing w:after="0" w:before="0"/>
-    </w:pPr>
-    <w:rPr>
-      <w:rFonts w:ascii="Arial" w:hAnsi="Arial"/>
+      <w:spacing w:after="0"/>
+    </w:pPr>
+    <w:rPr>
       <w:b/>
       <w:color w:val="16285C"/>
-      <w:sz w:val="22"/>
-    </w:rPr>
-  </w:style>
-  <w:style w:customStyle="1" w:styleId="CaratulaTitulo" w:type="paragraph">
+    </w:rPr>
+  </w:style>
+  <w:style w:type="paragraph" w:customStyle="1" w:styleId="CaratulaTitulo">
     <w:name w:val="Caratula Titulo"/>
     <w:basedOn w:val="Caratula"/>
     <w:qFormat/>
     <w:pPr>
-      <w:jc w:val="center"/>
-      <w:spacing w:after="60" w:before="420"/>
       <w:pBdr>
-        <w:top w:color="16285C" w:space="8" w:sz="8" w:val="single"/>
-        <w:bottom w:color="16285C" w:space="8" w:sz="8" w:val="single"/>
+        <w:top w:val="single" w:sz="8" w:space="8" w:color="16285C"/>
+        <w:bottom w:val="single" w:sz="8" w:space="8" w:color="16285C"/>
       </w:pBdr>
-    </w:pPr>
-    <w:rPr>
-      <w:rFonts w:ascii="Arial" w:hAnsi="Arial"/>
+      <w:spacing w:before="420" w:after="60"/>
+    </w:pPr>
+    <w:rPr>
       <w:b/>
       <w:color w:val="16285C"/>
       <w:sz w:val="30"/>
     </w:rPr>
   </w:style>
-  <w:style w:customStyle="1" w:styleId="CaratulaCurso" w:type="paragraph">
+  <w:style w:type="paragraph" w:customStyle="1" w:styleId="CaratulaCurso">
     <w:name w:val="Caratula Curso"/>
     <w:basedOn w:val="Caratula"/>
     <w:qFormat/>
     <w:pPr>
-      <w:jc w:val="center"/>
-      <w:spacing w:after="360" w:before="120"/>
-    </w:pPr>
-    <w:rPr>
-      <w:rFonts w:ascii="Arial" w:hAnsi="Arial"/>
+      <w:spacing w:before="120" w:after="360"/>
+    </w:pPr>
+    <w:rPr>
       <w:b/>
       <w:sz w:val="24"/>
     </w:rPr>
   </w:style>
-  <w:style w:customStyle="1" w:styleId="CaratulaCampo" w:type="paragraph">
+  <w:style w:type="paragraph" w:customStyle="1" w:styleId="CaratulaCampo">
     <w:name w:val="Caratula Campo"/>
     <w:basedOn w:val="Caratula"/>
     <w:qFormat/>
     <w:pPr>
-      <w:jc w:val="center"/>
-      <w:spacing w:after="200" w:before="0"/>
-    </w:pPr>
-    <w:rPr>
-      <w:rFonts w:ascii="Arial" w:hAnsi="Arial"/>
-      <w:sz w:val="22"/>
-    </w:rPr>
-  </w:style>
-  <w:style w:customStyle="1" w:styleId="Instruccion" w:type="paragraph">
+      <w:spacing w:after="200"/>
+    </w:pPr>
+  </w:style>
+  <w:style w:type="paragraph" w:customStyle="1" w:styleId="Instruccion">
     <w:name w:val="Instruccion"/>
     <w:basedOn w:val="BodyText"/>
     <w:qFormat/>
     <w:pPr>
-      <w:spacing w:after="100" w:before="0"/>
-    </w:pPr>
-    <w:rPr>
-      <w:rFonts w:ascii="Arial" w:hAnsi="Arial"/>
+      <w:spacing w:after="100"/>
+    </w:pPr>
+    <w:rPr>
       <w:i/>
       <w:color w:val="5B6B7C"/>
       <w:sz w:val="20"/>
     </w:rPr>
   </w:style>
-  <w:style w:customStyle="1" w:styleId="CaratulaEtiqueta" w:type="paragraph">
+  <w:style w:type="paragraph" w:customStyle="1" w:styleId="CaratulaEtiqueta">
     <w:name w:val="Caratula Etiqueta"/>
     <w:basedOn w:val="Caratula"/>
     <w:qFormat/>
     <w:pPr>
-      <w:jc w:val="center"/>
-      <w:spacing w:after="0" w:before="260"/>
-    </w:pPr>
-    <w:rPr>
-      <w:rFonts w:ascii="Arial" w:hAnsi="Arial"/>
+      <w:spacing w:before="260" w:after="0"/>
+    </w:pPr>
+    <w:rPr>
       <w:b/>
       <w:caps/>
       <w:color w:val="16285C"/>
       <w:sz w:val="20"/>
     </w:rPr>
   </w:style>
-  <w:style w:customStyle="1" w:styleId="CaratulaLinea" w:type="paragraph">
+  <w:style w:type="paragraph" w:customStyle="1" w:styleId="CaratulaLinea">
     <w:name w:val="Caratula Linea"/>
     <w:basedOn w:val="Caratula"/>
     <w:qFormat/>
     <w:pPr>
-      <w:jc w:val="center"/>
-      <w:spacing w:after="0" w:before="0" w:line="320" w:lineRule="auto"/>
-    </w:pPr>
-    <w:rPr>
-      <w:rFonts w:ascii="Arial" w:hAnsi="Arial"/>
-      <w:sz w:val="22"/>
-    </w:rPr>
-  </w:style>
-  <w:style w:customStyle="1" w:styleId="CaratulaPie" w:type="paragraph">
+      <w:spacing w:after="0" w:line="320" w:lineRule="auto"/>
+    </w:pPr>
+  </w:style>
+  <w:style w:type="paragraph" w:customStyle="1" w:styleId="CaratulaPie">
     <w:name w:val="Caratula Pie"/>
     <w:basedOn w:val="Caratula"/>
     <w:qFormat/>
     <w:pPr>
-      <w:jc w:val="center"/>
-      <w:spacing w:after="0" w:before="2400"/>
-    </w:pPr>
-    <w:rPr>
-      <w:rFonts w:ascii="Arial" w:hAnsi="Arial"/>
-      <w:sz w:val="22"/>
-    </w:rPr>
-  </w:style>
-  <w:style w:type="paragraph" w:customStyle="1" w:styleId="CaratulaCurso">
+      <w:spacing w:before="2400" w:after="0"/>
+    </w:pPr>
+  </w:style>
+  <w:style w:type="paragraph" w:customStyle="1" w:styleId="CaratulaCurso0">
     <w:name w:val="CaratulaCurso"/>
     <w:basedOn w:val="BodyText"/>
     <w:qFormat/>
   </w:style>
-  <w:style w:type="paragraph" w:customStyle="1" w:styleId="CaratulaEtiqueta">
+  <w:style w:type="paragraph" w:customStyle="1" w:styleId="CaratulaEtiqueta0">
     <w:name w:val="CaratulaEtiqueta"/>
     <w:basedOn w:val="BodyText"/>
     <w:qFormat/>
   </w:style>
-  <w:style w:type="paragraph" w:customStyle="1" w:styleId="CaratulaInstitucion">
+  <w:style w:type="paragraph" w:customStyle="1" w:styleId="CaratulaInstitucion0">
     <w:name w:val="CaratulaInstitucion"/>
     <w:basedOn w:val="BodyText"/>
     <w:qFormat/>
   </w:style>
-  <w:style w:type="paragraph" w:customStyle="1" w:styleId="CaratulaLinea">
+  <w:style w:type="paragraph" w:customStyle="1" w:styleId="CaratulaLinea0">
     <w:name w:val="CaratulaLinea"/>
     <w:basedOn w:val="BodyText"/>
     <w:qFormat/>
   </w:style>
-  <w:style w:type="paragraph" w:customStyle="1" w:styleId="CaratulaPie">
+  <w:style w:type="paragraph" w:customStyle="1" w:styleId="CaratulaPie0">
     <w:name w:val="CaratulaPie"/>
     <w:basedOn w:val="BodyText"/>
     <w:qFormat/>
   </w:style>
-  <w:style w:type="paragraph" w:customStyle="1" w:styleId="CaratulaTitulo">
+  <w:style w:type="paragraph" w:customStyle="1" w:styleId="CaratulaTitulo0">
     <w:name w:val="CaratulaTitulo"/>
     <w:basedOn w:val="BodyText"/>
     <w:qFormat/>
@@ -2052,234 +3069,322 @@
     <w:basedOn w:val="Normal"/>
     <w:link w:val="VerbatimChar"/>
     <w:pPr>
-      <w:wordWrap w:val="off"/>
+      <w:wordWrap w:val="0"/>
     </w:pPr>
   </w:style>
   <w:style w:type="character" w:customStyle="1" w:styleId="KeywordTok">
     <w:name w:val="KeywordTok"/>
     <w:basedOn w:val="VerbatimChar"/>
     <w:rPr>
+      <w:rFonts w:ascii="Consolas" w:hAnsi="Consolas"/>
       <w:b/>
       <w:color w:val="007020"/>
+      <w:sz w:val="22"/>
     </w:rPr>
   </w:style>
   <w:style w:type="character" w:customStyle="1" w:styleId="DataTypeTok">
     <w:name w:val="DataTypeTok"/>
     <w:basedOn w:val="VerbatimChar"/>
     <w:rPr>
+      <w:rFonts w:ascii="Consolas" w:hAnsi="Consolas"/>
       <w:color w:val="902000"/>
+      <w:sz w:val="22"/>
     </w:rPr>
   </w:style>
   <w:style w:type="character" w:customStyle="1" w:styleId="DecValTok">
     <w:name w:val="DecValTok"/>
     <w:basedOn w:val="VerbatimChar"/>
     <w:rPr>
-      <w:color w:val="40a070"/>
+      <w:rFonts w:ascii="Consolas" w:hAnsi="Consolas"/>
+      <w:color w:val="40A070"/>
+      <w:sz w:val="22"/>
     </w:rPr>
   </w:style>
   <w:style w:type="character" w:customStyle="1" w:styleId="BaseNTok">
     <w:name w:val="BaseNTok"/>
     <w:basedOn w:val="VerbatimChar"/>
     <w:rPr>
-      <w:color w:val="40a070"/>
+      <w:rFonts w:ascii="Consolas" w:hAnsi="Consolas"/>
+      <w:color w:val="40A070"/>
+      <w:sz w:val="22"/>
     </w:rPr>
   </w:style>
   <w:style w:type="character" w:customStyle="1" w:styleId="FloatTok">
     <w:name w:val="FloatTok"/>
     <w:basedOn w:val="VerbatimChar"/>
     <w:rPr>
-      <w:color w:val="40a070"/>
+      <w:rFonts w:ascii="Consolas" w:hAnsi="Consolas"/>
+      <w:color w:val="40A070"/>
+      <w:sz w:val="22"/>
     </w:rPr>
   </w:style>
   <w:style w:type="character" w:customStyle="1" w:styleId="ConstantTok">
     <w:name w:val="ConstantTok"/>
     <w:basedOn w:val="VerbatimChar"/>
     <w:rPr>
+      <w:rFonts w:ascii="Consolas" w:hAnsi="Consolas"/>
       <w:color w:val="880000"/>
+      <w:sz w:val="22"/>
     </w:rPr>
   </w:style>
   <w:style w:type="character" w:customStyle="1" w:styleId="CharTok">
     <w:name w:val="CharTok"/>
     <w:basedOn w:val="VerbatimChar"/>
     <w:rPr>
-      <w:color w:val="4070a0"/>
+      <w:rFonts w:ascii="Consolas" w:hAnsi="Consolas"/>
+      <w:color w:val="4070A0"/>
+      <w:sz w:val="22"/>
     </w:rPr>
   </w:style>
   <w:style w:type="character" w:customStyle="1" w:styleId="SpecialCharTok">
     <w:name w:val="SpecialCharTok"/>
     <w:basedOn w:val="VerbatimChar"/>
     <w:rPr>
-      <w:color w:val="4070a0"/>
+      <w:rFonts w:ascii="Consolas" w:hAnsi="Consolas"/>
+      <w:color w:val="4070A0"/>
+      <w:sz w:val="22"/>
     </w:rPr>
   </w:style>
   <w:style w:type="character" w:customStyle="1" w:styleId="StringTok">
     <w:name w:val="StringTok"/>
     <w:basedOn w:val="VerbatimChar"/>
     <w:rPr>
-      <w:color w:val="4070a0"/>
+      <w:rFonts w:ascii="Consolas" w:hAnsi="Consolas"/>
+      <w:color w:val="4070A0"/>
+      <w:sz w:val="22"/>
     </w:rPr>
   </w:style>
   <w:style w:type="character" w:customStyle="1" w:styleId="VerbatimStringTok">
     <w:name w:val="VerbatimStringTok"/>
     <w:basedOn w:val="VerbatimChar"/>
     <w:rPr>
-      <w:color w:val="4070a0"/>
+      <w:rFonts w:ascii="Consolas" w:hAnsi="Consolas"/>
+      <w:color w:val="4070A0"/>
+      <w:sz w:val="22"/>
     </w:rPr>
   </w:style>
   <w:style w:type="character" w:customStyle="1" w:styleId="SpecialStringTok">
     <w:name w:val="SpecialStringTok"/>
     <w:basedOn w:val="VerbatimChar"/>
     <w:rPr>
-      <w:color w:val="bb6688"/>
+      <w:rFonts w:ascii="Consolas" w:hAnsi="Consolas"/>
+      <w:color w:val="BB6688"/>
+      <w:sz w:val="22"/>
     </w:rPr>
   </w:style>
   <w:style w:type="character" w:customStyle="1" w:styleId="ImportTok">
     <w:name w:val="ImportTok"/>
     <w:basedOn w:val="VerbatimChar"/>
     <w:rPr>
+      <w:rFonts w:ascii="Consolas" w:hAnsi="Consolas"/>
       <w:b/>
       <w:color w:val="008000"/>
+      <w:sz w:val="22"/>
     </w:rPr>
   </w:style>
   <w:style w:type="character" w:customStyle="1" w:styleId="CommentTok">
     <w:name w:val="CommentTok"/>
     <w:basedOn w:val="VerbatimChar"/>
     <w:rPr>
+      <w:rFonts w:ascii="Consolas" w:hAnsi="Consolas"/>
       <w:i/>
-      <w:color w:val="60a0b0"/>
+      <w:color w:val="60A0B0"/>
+      <w:sz w:val="22"/>
     </w:rPr>
   </w:style>
   <w:style w:type="character" w:customStyle="1" w:styleId="DocumentationTok">
     <w:name w:val="DocumentationTok"/>
     <w:basedOn w:val="VerbatimChar"/>
     <w:rPr>
+      <w:rFonts w:ascii="Consolas" w:hAnsi="Consolas"/>
       <w:i/>
-      <w:color w:val="ba2121"/>
+      <w:color w:val="BA2121"/>
+      <w:sz w:val="22"/>
     </w:rPr>
   </w:style>
   <w:style w:type="character" w:customStyle="1" w:styleId="AnnotationTok">
     <w:name w:val="AnnotationTok"/>
     <w:basedOn w:val="VerbatimChar"/>
     <w:rPr>
+      <w:rFonts w:ascii="Consolas" w:hAnsi="Consolas"/>
       <w:b/>
       <w:i/>
-      <w:color w:val="60a0b0"/>
+      <w:color w:val="60A0B0"/>
+      <w:sz w:val="22"/>
     </w:rPr>
   </w:style>
   <w:style w:type="character" w:customStyle="1" w:styleId="CommentVarTok">
     <w:name w:val="CommentVarTok"/>
     <w:basedOn w:val="VerbatimChar"/>
     <w:rPr>
+      <w:rFonts w:ascii="Consolas" w:hAnsi="Consolas"/>
       <w:b/>
       <w:i/>
-      <w:color w:val="60a0b0"/>
+      <w:color w:val="60A0B0"/>
+      <w:sz w:val="22"/>
     </w:rPr>
   </w:style>
   <w:style w:type="character" w:customStyle="1" w:styleId="OtherTok">
     <w:name w:val="OtherTok"/>
     <w:basedOn w:val="VerbatimChar"/>
     <w:rPr>
+      <w:rFonts w:ascii="Consolas" w:hAnsi="Consolas"/>
       <w:color w:val="007020"/>
+      <w:sz w:val="22"/>
     </w:rPr>
   </w:style>
   <w:style w:type="character" w:customStyle="1" w:styleId="FunctionTok">
     <w:name w:val="FunctionTok"/>
     <w:basedOn w:val="VerbatimChar"/>
     <w:rPr>
-      <w:color w:val="06287e"/>
+      <w:rFonts w:ascii="Consolas" w:hAnsi="Consolas"/>
+      <w:color w:val="06287E"/>
+      <w:sz w:val="22"/>
     </w:rPr>
   </w:style>
   <w:style w:type="character" w:customStyle="1" w:styleId="VariableTok">
     <w:name w:val="VariableTok"/>
     <w:basedOn w:val="VerbatimChar"/>
     <w:rPr>
-      <w:color w:val="19177c"/>
+      <w:rFonts w:ascii="Consolas" w:hAnsi="Consolas"/>
+      <w:color w:val="19177C"/>
+      <w:sz w:val="22"/>
     </w:rPr>
   </w:style>
   <w:style w:type="character" w:customStyle="1" w:styleId="ControlFlowTok">
     <w:name w:val="ControlFlowTok"/>
     <w:basedOn w:val="VerbatimChar"/>
     <w:rPr>
+      <w:rFonts w:ascii="Consolas" w:hAnsi="Consolas"/>
       <w:b/>
       <w:color w:val="007020"/>
+      <w:sz w:val="22"/>
     </w:rPr>
   </w:style>
   <w:style w:type="character" w:customStyle="1" w:styleId="OperatorTok">
     <w:name w:val="OperatorTok"/>
     <w:basedOn w:val="VerbatimChar"/>
     <w:rPr>
+      <w:rFonts w:ascii="Consolas" w:hAnsi="Consolas"/>
       <w:color w:val="666666"/>
+      <w:sz w:val="22"/>
     </w:rPr>
   </w:style>
   <w:style w:type="character" w:customStyle="1" w:styleId="BuiltInTok">
     <w:name w:val="BuiltInTok"/>
     <w:basedOn w:val="VerbatimChar"/>
     <w:rPr>
+      <w:rFonts w:ascii="Consolas" w:hAnsi="Consolas"/>
       <w:color w:val="008000"/>
+      <w:sz w:val="22"/>
     </w:rPr>
   </w:style>
   <w:style w:type="character" w:customStyle="1" w:styleId="ExtensionTok">
     <w:name w:val="ExtensionTok"/>
     <w:basedOn w:val="VerbatimChar"/>
-    <w:rPr/>
+    <w:rPr>
+      <w:rFonts w:ascii="Consolas" w:hAnsi="Consolas"/>
+      <w:sz w:val="22"/>
+    </w:rPr>
   </w:style>
   <w:style w:type="character" w:customStyle="1" w:styleId="PreprocessorTok">
     <w:name w:val="PreprocessorTok"/>
     <w:basedOn w:val="VerbatimChar"/>
     <w:rPr>
-      <w:color w:val="bc7a00"/>
+      <w:rFonts w:ascii="Consolas" w:hAnsi="Consolas"/>
+      <w:color w:val="BC7A00"/>
+      <w:sz w:val="22"/>
     </w:rPr>
   </w:style>
   <w:style w:type="character" w:customStyle="1" w:styleId="AttributeTok">
     <w:name w:val="AttributeTok"/>
     <w:basedOn w:val="VerbatimChar"/>
     <w:rPr>
-      <w:color w:val="7d9029"/>
+      <w:rFonts w:ascii="Consolas" w:hAnsi="Consolas"/>
+      <w:color w:val="7D9029"/>
+      <w:sz w:val="22"/>
     </w:rPr>
   </w:style>
   <w:style w:type="character" w:customStyle="1" w:styleId="RegionMarkerTok">
     <w:name w:val="RegionMarkerTok"/>
     <w:basedOn w:val="VerbatimChar"/>
-    <w:rPr/>
+    <w:rPr>
+      <w:rFonts w:ascii="Consolas" w:hAnsi="Consolas"/>
+      <w:sz w:val="22"/>
+    </w:rPr>
   </w:style>
   <w:style w:type="character" w:customStyle="1" w:styleId="InformationTok">
     <w:name w:val="InformationTok"/>
     <w:basedOn w:val="VerbatimChar"/>
     <w:rPr>
+      <w:rFonts w:ascii="Consolas" w:hAnsi="Consolas"/>
       <w:b/>
       <w:i/>
-      <w:color w:val="60a0b0"/>
+      <w:color w:val="60A0B0"/>
+      <w:sz w:val="22"/>
     </w:rPr>
   </w:style>
   <w:style w:type="character" w:customStyle="1" w:styleId="WarningTok">
     <w:name w:val="WarningTok"/>
     <w:basedOn w:val="VerbatimChar"/>
     <w:rPr>
+      <w:rFonts w:ascii="Consolas" w:hAnsi="Consolas"/>
       <w:b/>
       <w:i/>
-      <w:color w:val="60a0b0"/>
+      <w:color w:val="60A0B0"/>
+      <w:sz w:val="22"/>
     </w:rPr>
   </w:style>
   <w:style w:type="character" w:customStyle="1" w:styleId="AlertTok">
     <w:name w:val="AlertTok"/>
     <w:basedOn w:val="VerbatimChar"/>
     <w:rPr>
+      <w:rFonts w:ascii="Consolas" w:hAnsi="Consolas"/>
       <w:b/>
-      <w:color w:val="ff0000"/>
+      <w:color w:val="FF0000"/>
+      <w:sz w:val="22"/>
     </w:rPr>
   </w:style>
   <w:style w:type="character" w:customStyle="1" w:styleId="ErrorTok">
     <w:name w:val="ErrorTok"/>
     <w:basedOn w:val="VerbatimChar"/>
     <w:rPr>
+      <w:rFonts w:ascii="Consolas" w:hAnsi="Consolas"/>
       <w:b/>
-      <w:color w:val="ff0000"/>
+      <w:color w:val="FF0000"/>
+      <w:sz w:val="22"/>
     </w:rPr>
   </w:style>
   <w:style w:type="character" w:customStyle="1" w:styleId="NormalTok">
     <w:name w:val="NormalTok"/>
     <w:basedOn w:val="VerbatimChar"/>
-    <w:rPr/>
+    <w:rPr>
+      <w:rFonts w:ascii="Consolas" w:hAnsi="Consolas"/>
+      <w:sz w:val="22"/>
+    </w:rPr>
+  </w:style>
+  <w:style w:type="paragraph" w:styleId="TOC1">
+    <w:name w:val="toc 1"/>
+    <w:basedOn w:val="Normal"/>
+    <w:next w:val="Normal"/>
+    <w:autoRedefine/>
+    <w:uiPriority w:val="39"/>
+    <w:rsid w:val="00010982"/>
+    <w:pPr>
+      <w:spacing w:after="100"/>
+    </w:pPr>
+  </w:style>
+  <w:style w:type="paragraph" w:styleId="TOC2">
+    <w:name w:val="toc 2"/>
+    <w:basedOn w:val="Normal"/>
+    <w:next w:val="Normal"/>
+    <w:autoRedefine/>
+    <w:uiPriority w:val="39"/>
+    <w:rsid w:val="00010982"/>
+    <w:pPr>
+      <w:spacing w:after="100"/>
+      <w:ind w:left="220"/>
+    </w:pPr>
   </w:style>
 </w:styles>
 </file>
